--- a/logisim.docx
+++ b/logisim.docx
@@ -105,6 +105,9 @@
       <w:r>
         <w:t>có sẵn</w:t>
       </w:r>
+      <w:r>
+        <w:t>, các thư mục này bản chất là các File Logisim</w:t>
+      </w:r>
     </w:p>
     <w:p>
       <w:pPr>
@@ -217,6 +220,57 @@
         <w:t>Mạch đang chỉnh sửa sẽ có hình kính lúp</w:t>
       </w:r>
     </w:p>
+    <w:p>
+      <w:pPr>
+        <w:pStyle w:val="ListParagraph"/>
+        <w:numPr>
+          <w:ilvl w:val="0"/>
+          <w:numId w:val="2"/>
+        </w:numPr>
+      </w:pPr>
+      <w:r>
+        <w:t xml:space="preserve">Import </w:t>
+      </w:r>
+      <w:r>
+        <w:t>Thư Viện?</w:t>
+      </w:r>
+    </w:p>
+    <w:p>
+      <w:pPr>
+        <w:pStyle w:val="ListParagraph"/>
+        <w:numPr>
+          <w:ilvl w:val="0"/>
+          <w:numId w:val="3"/>
+        </w:numPr>
+      </w:pPr>
+      <w:r>
+        <w:t>Giả sử bạn tạo 1 File Logisim A, bạn muốn sử dụng các IC trong A cho File Logisim B</w:t>
+      </w:r>
+    </w:p>
+    <w:p>
+      <w:pPr>
+        <w:pStyle w:val="ListParagraph"/>
+        <w:numPr>
+          <w:ilvl w:val="0"/>
+          <w:numId w:val="3"/>
+        </w:numPr>
+      </w:pPr>
+      <w:r>
+        <w:t>Tại B + vào Tab “Project” + chọn “Load Library” + chọn “Logisim Library…” + chọn File Logisim A + Click “Open”</w:t>
+      </w:r>
+    </w:p>
+    <w:p>
+      <w:pPr>
+        <w:pStyle w:val="ListParagraph"/>
+        <w:numPr>
+          <w:ilvl w:val="0"/>
+          <w:numId w:val="3"/>
+        </w:numPr>
+      </w:pPr>
+      <w:r>
+        <w:t>Khi này, trong thư mục gốc sẽ xuất hiện thư mục có tên của A, trong đó chứa các IC trong A</w:t>
+      </w:r>
+    </w:p>
     <w:p/>
     <w:p>
       <w:r>
@@ -256,10 +310,7 @@
         <w:t>Click biểu tượng hình cổng AND bên trên “Add AND Gate” + Click vào vị trí muốn đặt trong mạch</w:t>
       </w:r>
       <w:r>
-        <w:t xml:space="preserve"> = nhấn “Ctrl” + “7” + </w:t>
-      </w:r>
-      <w:r>
-        <w:t>Click vào vị trí muốn đặt trong mạch</w:t>
+        <w:t xml:space="preserve"> = nhấn “Ctrl” + “7” + Click vào vị trí muốn đặt trong mạch</w:t>
       </w:r>
     </w:p>
     <w:p>
@@ -271,10 +322,167 @@
         </w:numPr>
       </w:pPr>
       <w:r>
-        <w:t>Thêm Cổng</w:t>
-      </w:r>
-      <w:r>
-        <w:t xml:space="preserve"> OR</w:t>
+        <w:t>Thêm Cổng OR?</w:t>
+      </w:r>
+    </w:p>
+    <w:p>
+      <w:pPr>
+        <w:pStyle w:val="ListParagraph"/>
+        <w:numPr>
+          <w:ilvl w:val="0"/>
+          <w:numId w:val="3"/>
+        </w:numPr>
+      </w:pPr>
+      <w:r>
+        <w:t>Click biểu tượng hình cổng OR bên trên “Add OR Gate” + Click vào vị trí muốn đặt trong mạch = nhấn “Ctrl” + “</w:t>
+      </w:r>
+      <w:r>
+        <w:t>8</w:t>
+      </w:r>
+      <w:r>
+        <w:t>” + Click vào vị trí muốn đặt trong mạch</w:t>
+      </w:r>
+    </w:p>
+    <w:p>
+      <w:pPr>
+        <w:pStyle w:val="ListParagraph"/>
+        <w:numPr>
+          <w:ilvl w:val="0"/>
+          <w:numId w:val="4"/>
+        </w:numPr>
+      </w:pPr>
+      <w:r>
+        <w:t>Thêm Cổng NOT?</w:t>
+      </w:r>
+    </w:p>
+    <w:p>
+      <w:pPr>
+        <w:pStyle w:val="ListParagraph"/>
+        <w:numPr>
+          <w:ilvl w:val="0"/>
+          <w:numId w:val="3"/>
+        </w:numPr>
+      </w:pPr>
+      <w:r>
+        <w:t>Click biểu tượng hình cổng NOT bên trên “Add NOT Gate” + Click vào vị trí muốn đặt trong mạch = nhấn “Ctrl” + “6” + Click vào vị trí muốn đặt trong mạch</w:t>
+      </w:r>
+    </w:p>
+    <w:p>
+      <w:pPr>
+        <w:pStyle w:val="ListParagraph"/>
+        <w:numPr>
+          <w:ilvl w:val="0"/>
+          <w:numId w:val="4"/>
+        </w:numPr>
+      </w:pPr>
+      <w:r>
+        <w:t xml:space="preserve">Cấu </w:t>
+      </w:r>
+      <w:r>
+        <w:t>Trúc 1 Phần Tử?</w:t>
+      </w:r>
+    </w:p>
+    <w:p>
+      <w:pPr>
+        <w:pStyle w:val="ListParagraph"/>
+        <w:numPr>
+          <w:ilvl w:val="0"/>
+          <w:numId w:val="3"/>
+        </w:numPr>
+      </w:pPr>
+      <w:r>
+        <w:t>Gồm vài cổng để bạn nối dây điện</w:t>
+      </w:r>
+    </w:p>
+    <w:p>
+      <w:pPr>
+        <w:pStyle w:val="ListParagraph"/>
+        <w:numPr>
+          <w:ilvl w:val="0"/>
+          <w:numId w:val="3"/>
+        </w:numPr>
+      </w:pPr>
+      <w:r>
+        <w:t>Để vẽ 1 đường dây điện</w:t>
+      </w:r>
+    </w:p>
+    <w:p>
+      <w:pPr>
+        <w:pStyle w:val="ListParagraph"/>
+        <w:numPr>
+          <w:ilvl w:val="0"/>
+          <w:numId w:val="3"/>
+        </w:numPr>
+      </w:pPr>
+      <w:r>
+        <w:t>Click vào 1 cổng hoặc 1 điểm trên đường dây điện khác, gọi vị trí này là A + kéo thả đến vị trí B nào đó + đường dây AB được tạo</w:t>
+      </w:r>
+    </w:p>
+    <w:p>
+      <w:pPr>
+        <w:pStyle w:val="ListParagraph"/>
+        <w:numPr>
+          <w:ilvl w:val="0"/>
+          <w:numId w:val="4"/>
+        </w:numPr>
+      </w:pPr>
+      <w:r>
+        <w:t>Thêm Input Pin?</w:t>
+      </w:r>
+    </w:p>
+    <w:p>
+      <w:pPr>
+        <w:pStyle w:val="ListParagraph"/>
+        <w:numPr>
+          <w:ilvl w:val="0"/>
+          <w:numId w:val="3"/>
+        </w:numPr>
+      </w:pPr>
+      <w:r>
+        <w:t>Click biểu tượng hình vuông có hình tròn xanh ở trong “Add Pin” + Click vào vị trí muốn đặt trong mạch = nhấn “Ctrl” + “4” + Click vào vị trí muốn đặt trong mạch</w:t>
+      </w:r>
+    </w:p>
+    <w:p>
+      <w:pPr>
+        <w:pStyle w:val="ListParagraph"/>
+        <w:numPr>
+          <w:ilvl w:val="0"/>
+          <w:numId w:val="4"/>
+        </w:numPr>
+      </w:pPr>
+      <w:r>
+        <w:lastRenderedPageBreak/>
+        <w:t>Thêm Output Pin?</w:t>
+      </w:r>
+    </w:p>
+    <w:p>
+      <w:pPr>
+        <w:pStyle w:val="ListParagraph"/>
+        <w:numPr>
+          <w:ilvl w:val="0"/>
+          <w:numId w:val="3"/>
+        </w:numPr>
+      </w:pPr>
+      <w:r>
+        <w:t>Click biểu tượng hình tròn có hình tròn xanh ở trong “Add Pin” + Click vào vị trí muốn đặt trong mạch = nhấn “Ctrl” + “5” + Click vào vị trí muốn đặt trong mạch</w:t>
+      </w:r>
+    </w:p>
+    <w:p>
+      <w:pPr>
+        <w:pStyle w:val="ListParagraph"/>
+        <w:numPr>
+          <w:ilvl w:val="0"/>
+          <w:numId w:val="2"/>
+        </w:numPr>
+      </w:pPr>
+      <w:r>
+        <w:t xml:space="preserve">Thêm </w:t>
+      </w:r>
+      <w:r>
+        <w:t xml:space="preserve">Mạch Khác Vào Dưới Dạng 1 </w:t>
+      </w:r>
+      <w:r>
+        <w:t>IC</w:t>
       </w:r>
       <w:r>
         <w:t>?</w:t>
@@ -289,25 +497,58 @@
         </w:numPr>
       </w:pPr>
       <w:r>
-        <w:t xml:space="preserve">Click biểu tượng hình cổng </w:t>
-      </w:r>
-      <w:r>
-        <w:t xml:space="preserve">OR </w:t>
-      </w:r>
-      <w:r>
-        <w:t xml:space="preserve">bên trên “Add </w:t>
-      </w:r>
-      <w:r>
-        <w:t>OR</w:t>
-      </w:r>
-      <w:r>
-        <w:t xml:space="preserve"> Gate” + Click vào vị trí muốn đặt trong mạch = nhấn “Ctrl” + “</w:t>
-      </w:r>
-      <w:r>
-        <w:t>8</w:t>
-      </w:r>
-      <w:r>
-        <w:t>” + Click vào vị trí muốn đặt trong mạch</w:t>
+        <w:t>Click vào mạch muốn thêm, gọi mạch này là A + Click tại vị trí muốn đặt</w:t>
+      </w:r>
+    </w:p>
+    <w:p>
+      <w:pPr>
+        <w:pStyle w:val="ListParagraph"/>
+        <w:numPr>
+          <w:ilvl w:val="0"/>
+          <w:numId w:val="3"/>
+        </w:numPr>
+      </w:pPr>
+      <w:r>
+        <w:t>IC này sẽ có các chân chính là các Pin của A, thuộc tính Facing của Pin sẽ cho biết nó nằm ở cạnh nào của IC, lưu ý ở đây hướng bị ngược, ví dụ nếu Facing là East thì Pin sẽ nằm ở cạnh trái, nếu nhiều Pin có cùng thuộc tính Facing, thì thứ tự các Pin này trên cạnh tương ứng = thứ tự tọa độ của các Pin này trong A, ví dụ có 2 Pin C và D cùng Facing South, thì C và D sẽ nằm ở cạnh trên, tuy nhiên do trong A, C nằm bên trái D, nên trong cạnh này, C đặt ở bên trái D, nếu C và D cùng hoành độ, thì xét từ trên xuống</w:t>
+      </w:r>
+      <w:r>
+        <w:t>, ví dụ nếu C bên trên D trong A thì C sẽ nằm bên trái D trong IC</w:t>
+      </w:r>
+    </w:p>
+    <w:p>
+      <w:pPr>
+        <w:pStyle w:val="ListParagraph"/>
+        <w:numPr>
+          <w:ilvl w:val="0"/>
+          <w:numId w:val="3"/>
+        </w:numPr>
+      </w:pPr>
+      <w:r>
+        <w:t>Nếu trong A, bạn có gắn nhãn = Text Box cho Pin, thì trong IC, bạn có thể di chuột lên chân của nó để hiện nhãn</w:t>
+      </w:r>
+    </w:p>
+    <w:p>
+      <w:pPr>
+        <w:pStyle w:val="ListParagraph"/>
+        <w:numPr>
+          <w:ilvl w:val="0"/>
+          <w:numId w:val="2"/>
+        </w:numPr>
+      </w:pPr>
+      <w:r>
+        <w:t>Chuyển Sang Chế Độ Chọn Lựa Và Di Chuyển Phần Tử?</w:t>
+      </w:r>
+    </w:p>
+    <w:p>
+      <w:pPr>
+        <w:pStyle w:val="ListParagraph"/>
+        <w:numPr>
+          <w:ilvl w:val="0"/>
+          <w:numId w:val="3"/>
+        </w:numPr>
+      </w:pPr>
+      <w:r>
+        <w:t>Click biểu tượng hình mũi tên góc trái trên “Edit selection and add wires” = nhấn “Ctrl” + “2”</w:t>
       </w:r>
     </w:p>
     <w:p>
@@ -319,214 +560,611 @@
         </w:numPr>
       </w:pPr>
       <w:r>
-        <w:t xml:space="preserve">Thêm Cổng </w:t>
-      </w:r>
-      <w:r>
-        <w:t>NOT</w:t>
-      </w:r>
-      <w:r>
-        <w:t>?</w:t>
-      </w:r>
-    </w:p>
-    <w:p>
-      <w:pPr>
-        <w:pStyle w:val="ListParagraph"/>
-        <w:numPr>
-          <w:ilvl w:val="0"/>
-          <w:numId w:val="3"/>
-        </w:numPr>
-      </w:pPr>
-      <w:r>
-        <w:t xml:space="preserve">Click biểu tượng hình cổng </w:t>
-      </w:r>
-      <w:r>
-        <w:t>NOT</w:t>
-      </w:r>
-      <w:r>
-        <w:t xml:space="preserve"> bên trên “Add </w:t>
-      </w:r>
-      <w:r>
-        <w:t>NOT</w:t>
-      </w:r>
-      <w:r>
-        <w:t xml:space="preserve"> Gate” + Click vào vị trí muốn đặt trong mạch = nhấn “Ctrl” + “</w:t>
+        <w:t>Chuyển Sang Chế Độ Tạo Văn Bản?</w:t>
+      </w:r>
+    </w:p>
+    <w:p>
+      <w:pPr>
+        <w:pStyle w:val="ListParagraph"/>
+        <w:numPr>
+          <w:ilvl w:val="0"/>
+          <w:numId w:val="3"/>
+        </w:numPr>
+      </w:pPr>
+      <w:r>
+        <w:t>Click biểu tượng hình chữ A “Edit text in circuit” = nhấn “Ctrl” + “3”</w:t>
+      </w:r>
+    </w:p>
+    <w:p>
+      <w:pPr>
+        <w:pStyle w:val="ListParagraph"/>
+        <w:numPr>
+          <w:ilvl w:val="0"/>
+          <w:numId w:val="3"/>
+        </w:numPr>
+      </w:pPr>
+      <w:r>
+        <w:t>Trong chế độ này, để tạo 1 Text Box</w:t>
+      </w:r>
+    </w:p>
+    <w:p>
+      <w:pPr>
+        <w:pStyle w:val="ListParagraph"/>
+        <w:numPr>
+          <w:ilvl w:val="0"/>
+          <w:numId w:val="3"/>
+        </w:numPr>
+      </w:pPr>
+      <w:r>
+        <w:t>Click chuột tại vị trí muốn tạo Text Box + nhập nội dung</w:t>
+      </w:r>
+    </w:p>
+    <w:p>
+      <w:pPr>
+        <w:pStyle w:val="ListParagraph"/>
+        <w:numPr>
+          <w:ilvl w:val="0"/>
+          <w:numId w:val="3"/>
+        </w:numPr>
+      </w:pPr>
+      <w:r>
+        <w:t>Nếu Click vào 1 phần tử thì Text Box được tạo sẽ dính vào phần tử đó, nó đi đâu thì Text Box đi theo đấy</w:t>
+      </w:r>
+    </w:p>
+    <w:p>
+      <w:pPr>
+        <w:pStyle w:val="ListParagraph"/>
+        <w:numPr>
+          <w:ilvl w:val="0"/>
+          <w:numId w:val="4"/>
+        </w:numPr>
+      </w:pPr>
+      <w:r>
+        <w:t>Chuyển Sang Chế Độ Thử Nghiệm?</w:t>
+      </w:r>
+    </w:p>
+    <w:p>
+      <w:pPr>
+        <w:pStyle w:val="ListParagraph"/>
+        <w:numPr>
+          <w:ilvl w:val="0"/>
+          <w:numId w:val="3"/>
+        </w:numPr>
+      </w:pPr>
+      <w:r>
+        <w:t>Click biểu hình bàn tay “Change values within circuit” = nhấn “Ctrl” + “1”</w:t>
+      </w:r>
+    </w:p>
+    <w:p>
+      <w:pPr>
+        <w:pStyle w:val="ListParagraph"/>
+        <w:numPr>
+          <w:ilvl w:val="0"/>
+          <w:numId w:val="3"/>
+        </w:numPr>
+      </w:pPr>
+      <w:r>
+        <w:t>Trong chế độ này, bạn chỉ có thể Click vào Input Pin</w:t>
+      </w:r>
+      <w:r>
+        <w:t>, khi Click vào, giá trị của nó sẽ đổi qua lại giữa 0 và 1</w:t>
+      </w:r>
+    </w:p>
+    <w:p>
+      <w:pPr>
+        <w:pStyle w:val="ListParagraph"/>
+        <w:numPr>
+          <w:ilvl w:val="0"/>
+          <w:numId w:val="3"/>
+        </w:numPr>
+      </w:pPr>
+      <w:r>
+        <w:t>Mặc định bạn chỉnh sửa mạch đến đâu, Logisim mô phỏng mạch đến đó</w:t>
+      </w:r>
+      <w:r>
+        <w:t>, để tắt tính năng này, vào Tab “Simulate” + bỏ Tick “Simulation Enabled”, để bật lại thì Tick lại</w:t>
+      </w:r>
+      <w:r>
+        <w:t xml:space="preserve"> = nhấn “Ctrl” + “E”</w:t>
+      </w:r>
+    </w:p>
+    <w:p>
+      <w:pPr>
+        <w:pStyle w:val="ListParagraph"/>
+        <w:numPr>
+          <w:ilvl w:val="0"/>
+          <w:numId w:val="4"/>
+        </w:numPr>
+      </w:pPr>
+      <w:r>
+        <w:t>Chạy Song Song Nhiều Input?</w:t>
+      </w:r>
+    </w:p>
+    <w:p>
+      <w:pPr>
+        <w:pStyle w:val="ListParagraph"/>
+        <w:numPr>
+          <w:ilvl w:val="0"/>
+          <w:numId w:val="3"/>
+        </w:numPr>
+      </w:pPr>
+      <w:r>
+        <w:t>Giả sử có 1 Input Pin nối với 1 Output Pin, tại 1 thời điểm, nó chỉ có thể nhận 1 Bit và trả về 1 Bit, bạn muốn nó nhận 10 Bit và trả về 10 Bit</w:t>
+      </w:r>
+    </w:p>
+    <w:p>
+      <w:pPr>
+        <w:pStyle w:val="ListParagraph"/>
+        <w:numPr>
+          <w:ilvl w:val="0"/>
+          <w:numId w:val="3"/>
+        </w:numPr>
+      </w:pPr>
+      <w:r>
+        <w:t>Chỉnh thuộc tính Data Bits của cả Input Pin và Output Pin thành 10</w:t>
+      </w:r>
+    </w:p>
+    <w:p/>
+    <w:p>
+      <w:r>
+        <w:t>IC:</w:t>
+      </w:r>
+    </w:p>
+    <w:p>
+      <w:pPr>
+        <w:pStyle w:val="ListParagraph"/>
+        <w:numPr>
+          <w:ilvl w:val="0"/>
+          <w:numId w:val="5"/>
+        </w:numPr>
+      </w:pPr>
+      <w:r>
+        <w:t>Splitter?</w:t>
+      </w:r>
+    </w:p>
+    <w:p>
+      <w:pPr>
+        <w:pStyle w:val="ListParagraph"/>
+        <w:numPr>
+          <w:ilvl w:val="0"/>
+          <w:numId w:val="3"/>
+        </w:numPr>
+      </w:pPr>
+      <w:r>
+        <w:t>Nằm ở thư mục “Wiring”</w:t>
+      </w:r>
+    </w:p>
+    <w:p>
+      <w:pPr>
+        <w:pStyle w:val="ListParagraph"/>
+        <w:numPr>
+          <w:ilvl w:val="0"/>
+          <w:numId w:val="3"/>
+        </w:numPr>
+      </w:pPr>
+      <w:r>
+        <w:t>Gồm 2 đầu, 1 đầu chỉ có 1 chân, gọi là đầu A, và 1 đầu có nhiều chân, gọi là đầu B</w:t>
+      </w:r>
+    </w:p>
+    <w:p>
+      <w:pPr>
+        <w:pStyle w:val="ListParagraph"/>
+        <w:numPr>
+          <w:ilvl w:val="0"/>
+          <w:numId w:val="3"/>
+        </w:numPr>
+      </w:pPr>
+      <w:r>
+        <w:t>Tổng số chân của B = thuộc tính Fan Out, gồm các chân hoạt động và chân không hoạt động, tức cắm gì vô cũng vô nghĩa</w:t>
+      </w:r>
+    </w:p>
+    <w:p>
+      <w:pPr>
+        <w:pStyle w:val="ListParagraph"/>
+        <w:numPr>
+          <w:ilvl w:val="0"/>
+          <w:numId w:val="3"/>
+        </w:numPr>
+      </w:pPr>
+      <w:r>
+        <w:t>Chân hoạt động màu đen, nếu nhãn gồm 2 Bit trở lên, màu xanh, nếu nhãn gồm 1 Bit</w:t>
+      </w:r>
+    </w:p>
+    <w:p>
+      <w:pPr>
+        <w:pStyle w:val="ListParagraph"/>
+        <w:numPr>
+          <w:ilvl w:val="0"/>
+          <w:numId w:val="3"/>
+        </w:numPr>
+      </w:pPr>
+      <w:r>
+        <w:t>Chân không hoạt động màu bạc, không nhãn</w:t>
+      </w:r>
+    </w:p>
+    <w:p>
+      <w:pPr>
+        <w:pStyle w:val="ListParagraph"/>
+        <w:numPr>
+          <w:ilvl w:val="0"/>
+          <w:numId w:val="3"/>
+        </w:numPr>
+      </w:pPr>
+      <w:r>
+        <w:lastRenderedPageBreak/>
+        <w:t xml:space="preserve">Trường hợp 1, nối Input Pin vào đầu A, nối các Output Pin vào đầu B, giả sử Input Pin có thuộc tính Data Bits = 8, giá trị = 10111001, đầu B có </w:t>
       </w:r>
       <w:r>
         <w:t>6</w:t>
       </w:r>
       <w:r>
-        <w:t>” + Click vào vị trí muốn đặt trong mạch</w:t>
-      </w:r>
-    </w:p>
-    <w:p>
-      <w:pPr>
-        <w:pStyle w:val="ListParagraph"/>
-        <w:numPr>
-          <w:ilvl w:val="0"/>
-          <w:numId w:val="4"/>
-        </w:numPr>
-      </w:pPr>
-      <w:r>
-        <w:t xml:space="preserve">Cấu </w:t>
-      </w:r>
-      <w:r>
-        <w:t>Trúc 1 Phần Tử?</w:t>
-      </w:r>
-    </w:p>
-    <w:p>
-      <w:pPr>
-        <w:pStyle w:val="ListParagraph"/>
-        <w:numPr>
-          <w:ilvl w:val="0"/>
-          <w:numId w:val="3"/>
-        </w:numPr>
-      </w:pPr>
-      <w:r>
-        <w:t>Gồm vài cổng để bạn nối dây điện</w:t>
-      </w:r>
-    </w:p>
-    <w:p>
-      <w:pPr>
-        <w:pStyle w:val="ListParagraph"/>
-        <w:numPr>
-          <w:ilvl w:val="0"/>
-          <w:numId w:val="3"/>
-        </w:numPr>
-      </w:pPr>
-      <w:r>
-        <w:t>Để vẽ 1 đường dây điện</w:t>
-      </w:r>
-    </w:p>
-    <w:p>
-      <w:pPr>
-        <w:pStyle w:val="ListParagraph"/>
-        <w:numPr>
-          <w:ilvl w:val="0"/>
-          <w:numId w:val="3"/>
-        </w:numPr>
-      </w:pPr>
-      <w:r>
-        <w:t>Click vào 1 cổng hoặc 1 điểm trên đường dây điện khác, gọi vị trí này là A + kéo thả đến vị trí B nào đó + đường dây AB được tạo</w:t>
-      </w:r>
-    </w:p>
-    <w:p>
-      <w:pPr>
-        <w:pStyle w:val="ListParagraph"/>
-        <w:numPr>
-          <w:ilvl w:val="0"/>
-          <w:numId w:val="4"/>
-        </w:numPr>
-      </w:pPr>
-      <w:r>
-        <w:t>Thêm Input Pin?</w:t>
-      </w:r>
-    </w:p>
-    <w:p>
-      <w:pPr>
-        <w:pStyle w:val="ListParagraph"/>
-        <w:numPr>
-          <w:ilvl w:val="0"/>
-          <w:numId w:val="3"/>
-        </w:numPr>
-      </w:pPr>
-      <w:r>
-        <w:t xml:space="preserve">Click biểu tượng hình </w:t>
-      </w:r>
-      <w:r>
-        <w:t>vuông có hình tròn xanh ở trong</w:t>
-      </w:r>
-      <w:r>
-        <w:t xml:space="preserve"> “Add </w:t>
-      </w:r>
-      <w:r>
-        <w:t>Pin</w:t>
-      </w:r>
-      <w:r>
-        <w:t>” + Click vào vị trí muốn đặt trong mạch = nhấn “Ctrl” + “</w:t>
-      </w:r>
-      <w:r>
-        <w:t>4</w:t>
-      </w:r>
-      <w:r>
-        <w:t>” + Click vào vị trí muốn đặt trong</w:t>
-      </w:r>
-      <w:r>
-        <w:t xml:space="preserve"> mạch</w:t>
-      </w:r>
-    </w:p>
-    <w:p>
-      <w:pPr>
-        <w:pStyle w:val="ListParagraph"/>
-        <w:numPr>
-          <w:ilvl w:val="0"/>
-          <w:numId w:val="4"/>
-        </w:numPr>
-      </w:pPr>
-      <w:r>
-        <w:t xml:space="preserve">Thêm </w:t>
-      </w:r>
-      <w:r>
-        <w:t>Out</w:t>
-      </w:r>
-      <w:r>
-        <w:t>put Pin?</w:t>
-      </w:r>
-    </w:p>
-    <w:p>
-      <w:pPr>
-        <w:pStyle w:val="ListParagraph"/>
-        <w:numPr>
-          <w:ilvl w:val="0"/>
-          <w:numId w:val="3"/>
-        </w:numPr>
-      </w:pPr>
-      <w:r>
-        <w:t xml:space="preserve">Click biểu tượng hình </w:t>
-      </w:r>
-      <w:r>
-        <w:t>tròn</w:t>
-      </w:r>
-      <w:r>
-        <w:t xml:space="preserve"> có hình tròn xanh ở trong “Add Pin” + Click vào vị trí muốn đặt trong mạch = nhấn “Ctrl” + “</w:t>
-      </w:r>
-      <w:r>
-        <w:t>5</w:t>
-      </w:r>
-      <w:r>
-        <w:t>” + Click vào vị trí muốn đặt trong mạch</w:t>
-      </w:r>
-    </w:p>
-    <w:p>
-      <w:pPr>
-        <w:pStyle w:val="ListParagraph"/>
-        <w:numPr>
-          <w:ilvl w:val="0"/>
-          <w:numId w:val="2"/>
-        </w:numPr>
-      </w:pPr>
-      <w:r>
-        <w:t xml:space="preserve">Thêm </w:t>
-      </w:r>
-      <w:r>
-        <w:t xml:space="preserve">Mạch Khác Vào Dưới Dạng 1 </w:t>
-      </w:r>
-      <w:r>
-        <w:t>IC</w:t>
-      </w:r>
-      <w:r>
-        <w:t>?</w:t>
-      </w:r>
-    </w:p>
-    <w:p>
-      <w:pPr>
-        <w:pStyle w:val="ListParagraph"/>
-        <w:numPr>
-          <w:ilvl w:val="0"/>
-          <w:numId w:val="3"/>
-        </w:numPr>
-      </w:pPr>
-      <w:r>
-        <w:t>Click vào mạch muốn thêm, gọi mạch này là A + Click tại vị trí muốn đặt</w:t>
+        <w:t xml:space="preserve"> chân, trong đó có 3 chân hoạt động, chân 1 có nhãn là “0 – 2, 5”, chân 2 có nhãn là “3 – 4, 6”, chân 3 có nhãn là “</w:t>
+      </w:r>
+      <w:r>
+        <w:t>7</w:t>
+      </w:r>
+      <w:r>
+        <w:t>”, cơ chế như sau</w:t>
+      </w:r>
+      <w:r>
+        <w:t>, ở đây, số thự tự lớn nhất của nhãn = thuộc tính Bit Width In</w:t>
+      </w:r>
+    </w:p>
+    <w:p>
+      <w:pPr>
+        <w:pStyle w:val="ListParagraph"/>
+        <w:numPr>
+          <w:ilvl w:val="0"/>
+          <w:numId w:val="3"/>
+        </w:numPr>
+      </w:pPr>
+      <w:r>
+        <w:t xml:space="preserve">Đọc Bit từ phải sang trái, chân nào có nhãn chứa số thứ tự của Bit </w:t>
+      </w:r>
+      <w:r>
+        <w:t>hiện tại thì chèn Bit đó vào bên trái Output hiện tại của chân đó, kết quả chân 1 = 1001, chân 2 = 011, chân 3 = 1</w:t>
+      </w:r>
+    </w:p>
+    <w:p>
+      <w:pPr>
+        <w:pStyle w:val="ListParagraph"/>
+        <w:numPr>
+          <w:ilvl w:val="0"/>
+          <w:numId w:val="3"/>
+        </w:numPr>
+      </w:pPr>
+      <w:r>
+        <w:t>Để chỉ định nhãn cho chân thì chỉnh thuộc tính Bit, ví dụ khi chỉnh thuộc tính Bit 2 thành 3 thì số thứ tự 2 sẽ nằm trong chân thứ 3 của Splitter</w:t>
+      </w:r>
+    </w:p>
+    <w:p>
+      <w:pPr>
+        <w:pStyle w:val="ListParagraph"/>
+        <w:numPr>
+          <w:ilvl w:val="0"/>
+          <w:numId w:val="3"/>
+        </w:numPr>
+      </w:pPr>
+      <w:r>
+        <w:t>Trường hợp 2, nối các Input Pin vào đầu B, Output Pin vào đầu A, y chang trường hợp 1, bây giờ thay vì phân chia các Bit thì hợp lại các Bit</w:t>
+      </w:r>
+    </w:p>
+    <w:p/>
+    <w:p>
+      <w:r>
+        <w:t>Truth Table – Bảng Thực Trị:</w:t>
+      </w:r>
+    </w:p>
+    <w:p>
+      <w:pPr>
+        <w:pStyle w:val="ListParagraph"/>
+        <w:numPr>
+          <w:ilvl w:val="0"/>
+          <w:numId w:val="6"/>
+        </w:numPr>
+      </w:pPr>
+      <w:r>
+        <w:t>Đối Tượng Bảng Thực Trị?</w:t>
+      </w:r>
+    </w:p>
+    <w:p>
+      <w:pPr>
+        <w:pStyle w:val="ListParagraph"/>
+        <w:numPr>
+          <w:ilvl w:val="0"/>
+          <w:numId w:val="3"/>
+        </w:numPr>
+      </w:pPr>
+      <w:r>
+        <w:t>Ban đầu bị ẩn, chẳng có gì bên trong cả</w:t>
+      </w:r>
+    </w:p>
+    <w:p>
+      <w:pPr>
+        <w:pStyle w:val="ListParagraph"/>
+        <w:numPr>
+          <w:ilvl w:val="0"/>
+          <w:numId w:val="6"/>
+        </w:numPr>
+      </w:pPr>
+      <w:r>
+        <w:t xml:space="preserve">Xây </w:t>
+      </w:r>
+      <w:r>
+        <w:t>Dựng Bảng Thực Trị Cho Mạch Đang Được Chỉnh Sửa?</w:t>
+      </w:r>
+    </w:p>
+    <w:p>
+      <w:pPr>
+        <w:pStyle w:val="ListParagraph"/>
+        <w:numPr>
+          <w:ilvl w:val="0"/>
+          <w:numId w:val="3"/>
+        </w:numPr>
+      </w:pPr>
+      <w:r>
+        <w:t>Để tính bảng thực trị của mạch hiện tại và ghi đè nó lên bảng thực trị hiện tại, và hiện cửa sổ bảng thực trị</w:t>
+      </w:r>
+    </w:p>
+    <w:p>
+      <w:pPr>
+        <w:pStyle w:val="ListParagraph"/>
+        <w:numPr>
+          <w:ilvl w:val="0"/>
+          <w:numId w:val="3"/>
+        </w:numPr>
+      </w:pPr>
+      <w:r>
+        <w:t>Vào Tab “Project” + chọn “Analyze Circuit”</w:t>
+      </w:r>
+    </w:p>
+    <w:p>
+      <w:pPr>
+        <w:pStyle w:val="ListParagraph"/>
+        <w:numPr>
+          <w:ilvl w:val="0"/>
+          <w:numId w:val="3"/>
+        </w:numPr>
+      </w:pPr>
+      <w:r>
+        <w:t>Tất cả Input Pin của mạch hiện tại p</w:t>
+      </w:r>
+      <w:r>
+        <w:t>hải có thuộc tính Data Bits = 1</w:t>
+      </w:r>
+    </w:p>
+    <w:p>
+      <w:pPr>
+        <w:pStyle w:val="ListParagraph"/>
+        <w:numPr>
+          <w:ilvl w:val="0"/>
+          <w:numId w:val="3"/>
+        </w:numPr>
+      </w:pPr>
+      <w:r>
+        <w:t>Để chỉ hiện cửa sổ bảng thực trị</w:t>
+      </w:r>
+    </w:p>
+    <w:p>
+      <w:pPr>
+        <w:pStyle w:val="ListParagraph"/>
+        <w:numPr>
+          <w:ilvl w:val="0"/>
+          <w:numId w:val="3"/>
+        </w:numPr>
+      </w:pPr>
+      <w:r>
+        <w:t>Vào Tab “Window” + chọn “Combinational Analysis”</w:t>
+      </w:r>
+    </w:p>
+    <w:p>
+      <w:pPr>
+        <w:pStyle w:val="ListParagraph"/>
+        <w:numPr>
+          <w:ilvl w:val="0"/>
+          <w:numId w:val="6"/>
+        </w:numPr>
+      </w:pPr>
+      <w:r>
+        <w:t xml:space="preserve">Cửa </w:t>
+      </w:r>
+      <w:r>
+        <w:t>Sổ Bảng Thực Trị?</w:t>
+      </w:r>
+    </w:p>
+    <w:p>
+      <w:pPr>
+        <w:pStyle w:val="ListParagraph"/>
+        <w:numPr>
+          <w:ilvl w:val="0"/>
+          <w:numId w:val="3"/>
+        </w:numPr>
+      </w:pPr>
+      <w:r>
+        <w:t>Xem bảng thực trị</w:t>
+      </w:r>
+    </w:p>
+    <w:p>
+      <w:pPr>
+        <w:pStyle w:val="ListParagraph"/>
+        <w:numPr>
+          <w:ilvl w:val="0"/>
+          <w:numId w:val="3"/>
+        </w:numPr>
+      </w:pPr>
+      <w:r>
+        <w:t>Vào Tab “Table”</w:t>
+      </w:r>
+    </w:p>
+    <w:p>
+      <w:pPr>
+        <w:pStyle w:val="ListParagraph"/>
+        <w:numPr>
+          <w:ilvl w:val="0"/>
+          <w:numId w:val="3"/>
+        </w:numPr>
+      </w:pPr>
+      <w:r>
+        <w:t xml:space="preserve">Ban đầu, tên biến = nhãn của Pin, và được chỉnh </w:t>
+      </w:r>
+      <w:r>
+        <w:t>để không bị lặp, nếu không nhãn, thì sẽ có tên tự động</w:t>
+      </w:r>
+    </w:p>
+    <w:p>
+      <w:pPr>
+        <w:pStyle w:val="ListParagraph"/>
+        <w:numPr>
+          <w:ilvl w:val="0"/>
+          <w:numId w:val="3"/>
+        </w:numPr>
+      </w:pPr>
+      <w:r>
+        <w:t>Để đổi tên biến Input</w:t>
+      </w:r>
+    </w:p>
+    <w:p>
+      <w:pPr>
+        <w:pStyle w:val="ListParagraph"/>
+        <w:numPr>
+          <w:ilvl w:val="0"/>
+          <w:numId w:val="3"/>
+        </w:numPr>
+      </w:pPr>
+      <w:r>
+        <w:t>Vào Tab “Inputs” + chọn biến cần đổi tên + Click vào ô dài bên dưới + nhập tên mới + Click “Rename”</w:t>
+      </w:r>
+    </w:p>
+    <w:p>
+      <w:pPr>
+        <w:pStyle w:val="ListParagraph"/>
+        <w:numPr>
+          <w:ilvl w:val="0"/>
+          <w:numId w:val="3"/>
+        </w:numPr>
+      </w:pPr>
+      <w:r>
+        <w:t>Để đổi tên biến Output cũng tương tự, chỉ có điều vào Tab “Outputs”</w:t>
+      </w:r>
+    </w:p>
+    <w:p>
+      <w:pPr>
+        <w:pStyle w:val="ListParagraph"/>
+        <w:numPr>
+          <w:ilvl w:val="0"/>
+          <w:numId w:val="3"/>
+        </w:numPr>
+      </w:pPr>
+      <w:r>
+        <w:t>Để thêm 1 biến Input vào bảng thực trị</w:t>
+      </w:r>
+    </w:p>
+    <w:p>
+      <w:pPr>
+        <w:pStyle w:val="ListParagraph"/>
+        <w:numPr>
+          <w:ilvl w:val="0"/>
+          <w:numId w:val="3"/>
+        </w:numPr>
+      </w:pPr>
+      <w:r>
+        <w:t>Vào Tab “Inputs” + Click vào ô dài bên dưới + nhập tên biến mới + Click “Add”</w:t>
+      </w:r>
+    </w:p>
+    <w:p>
+      <w:pPr>
+        <w:pStyle w:val="ListParagraph"/>
+        <w:numPr>
+          <w:ilvl w:val="0"/>
+          <w:numId w:val="3"/>
+        </w:numPr>
+      </w:pPr>
+      <w:r>
+        <w:t xml:space="preserve">Để thêm 1 biến Output cũng tương tự, chỉ </w:t>
+      </w:r>
+      <w:r>
+        <w:t>có điều vào Tab “Outputs”</w:t>
+      </w:r>
+    </w:p>
+    <w:p>
+      <w:pPr>
+        <w:pStyle w:val="ListParagraph"/>
+        <w:numPr>
+          <w:ilvl w:val="0"/>
+          <w:numId w:val="3"/>
+        </w:numPr>
+      </w:pPr>
+      <w:r>
+        <w:t>Để thay đổi công thức của 1 biến Output</w:t>
+      </w:r>
+    </w:p>
+    <w:p>
+      <w:pPr>
+        <w:pStyle w:val="ListParagraph"/>
+        <w:numPr>
+          <w:ilvl w:val="0"/>
+          <w:numId w:val="3"/>
+        </w:numPr>
+      </w:pPr>
+      <w:r>
+        <w:t xml:space="preserve">Vào Tab “Expression” + tại ô “Output” + chọn biến Output cần thay đổi công thức + nhập công thức tại ô to bên dưới, phép AND dùng dấu </w:t>
+      </w:r>
+      <w:r>
+        <w:t>“ “</w:t>
+      </w:r>
+      <w:r>
+        <w:t xml:space="preserve">, </w:t>
+      </w:r>
+      <w:r>
+        <w:t>phép OR dùng dấu</w:t>
+      </w:r>
+      <w:r>
+        <w:t xml:space="preserve"> “+”, phép NOT dùng dấu “~”</w:t>
+      </w:r>
+      <w:r>
+        <w:t>, phép EX – OR dùng dấu “^”</w:t>
+      </w:r>
+      <w:r>
+        <w:t xml:space="preserve"> + Click “Enter”</w:t>
+      </w:r>
+    </w:p>
+    <w:p>
+      <w:pPr>
+        <w:pStyle w:val="ListParagraph"/>
+        <w:numPr>
+          <w:ilvl w:val="0"/>
+          <w:numId w:val="3"/>
+        </w:numPr>
+      </w:pPr>
+      <w:r>
+        <w:t>Ví dụ</w:t>
+      </w:r>
+    </w:p>
+    <w:p>
+      <w:pPr>
+        <w:pStyle w:val="ListParagraph"/>
+        <w:pBdr>
+          <w:top w:val="single" w:sz="4" w:space="1" w:color="auto"/>
+          <w:left w:val="single" w:sz="4" w:space="4" w:color="auto"/>
+          <w:bottom w:val="single" w:sz="4" w:space="1" w:color="auto"/>
+          <w:right w:val="single" w:sz="4" w:space="4" w:color="auto"/>
+        </w:pBdr>
+        <w:ind w:left="1080"/>
+      </w:pPr>
+      <w:r>
+        <w:t>foo + bar far</w:t>
+      </w:r>
+    </w:p>
+    <w:p>
+      <w:pPr>
+        <w:pStyle w:val="ListParagraph"/>
+        <w:numPr>
+          <w:ilvl w:val="0"/>
+          <w:numId w:val="3"/>
+        </w:numPr>
+      </w:pPr>
+      <w:r>
+        <w:t>Xem công thức rút gọn theo biểu đồ Karnaugh của 1 biến Output</w:t>
       </w:r>
     </w:p>
     <w:p>
@@ -539,196 +1177,72 @@
       </w:pPr>
       <w:r>
         <w:lastRenderedPageBreak/>
-        <w:t>IC này sẽ có các chân Input chính là các Input Pin của A, thứ tự các chân = thứ tự tọa độ từ trên xuống dưới của các Input Pin trong A, các chân Output tương tự</w:t>
-      </w:r>
-    </w:p>
-    <w:p>
-      <w:pPr>
-        <w:pStyle w:val="ListParagraph"/>
-        <w:numPr>
-          <w:ilvl w:val="0"/>
-          <w:numId w:val="2"/>
-        </w:numPr>
-      </w:pPr>
-      <w:r>
-        <w:t>Chuyển Sang Chế Độ Chọn Lựa</w:t>
-      </w:r>
-      <w:r>
-        <w:t xml:space="preserve"> Và Di Chuyển</w:t>
-      </w:r>
-      <w:r>
-        <w:t xml:space="preserve"> Phần Tử?</w:t>
-      </w:r>
-    </w:p>
-    <w:p>
-      <w:pPr>
-        <w:pStyle w:val="ListParagraph"/>
-        <w:numPr>
-          <w:ilvl w:val="0"/>
-          <w:numId w:val="3"/>
-        </w:numPr>
-      </w:pPr>
-      <w:r>
-        <w:t>Click biểu tượng hình mũi tên góc trái trên “Edit selection and add wires” = nhấn “Ctrl” + “2”</w:t>
-      </w:r>
-    </w:p>
-    <w:p>
-      <w:pPr>
-        <w:pStyle w:val="ListParagraph"/>
-        <w:numPr>
-          <w:ilvl w:val="0"/>
-          <w:numId w:val="4"/>
-        </w:numPr>
-      </w:pPr>
-      <w:r>
-        <w:t>Chuyển Sang Chế Độ Tạo Văn Bản?</w:t>
-      </w:r>
-    </w:p>
-    <w:p>
-      <w:pPr>
-        <w:pStyle w:val="ListParagraph"/>
-        <w:numPr>
-          <w:ilvl w:val="0"/>
-          <w:numId w:val="3"/>
-        </w:numPr>
-      </w:pPr>
-      <w:r>
-        <w:t>Click biểu tượng hình</w:t>
-      </w:r>
-      <w:r>
-        <w:t xml:space="preserve"> chữ A</w:t>
-      </w:r>
-      <w:r>
-        <w:t xml:space="preserve"> “</w:t>
-      </w:r>
-      <w:r>
-        <w:t>Edit text in circuit</w:t>
-      </w:r>
-      <w:r>
-        <w:t xml:space="preserve">” </w:t>
-      </w:r>
-      <w:r>
-        <w:t>= nhấn “Ctrl” + “3”</w:t>
-      </w:r>
-    </w:p>
-    <w:p>
-      <w:pPr>
-        <w:pStyle w:val="ListParagraph"/>
-        <w:numPr>
-          <w:ilvl w:val="0"/>
-          <w:numId w:val="3"/>
-        </w:numPr>
-      </w:pPr>
-      <w:r>
-        <w:t>Trong chế độ này, để tạo 1 Text Box</w:t>
-      </w:r>
-    </w:p>
-    <w:p>
-      <w:pPr>
-        <w:pStyle w:val="ListParagraph"/>
-        <w:numPr>
-          <w:ilvl w:val="0"/>
-          <w:numId w:val="3"/>
-        </w:numPr>
-      </w:pPr>
-      <w:r>
-        <w:t>Click chuột tại vị trí muốn tạo Text Box + nhập nội dung</w:t>
-      </w:r>
-    </w:p>
-    <w:p>
-      <w:pPr>
-        <w:pStyle w:val="ListParagraph"/>
-        <w:numPr>
-          <w:ilvl w:val="0"/>
-          <w:numId w:val="3"/>
-        </w:numPr>
-      </w:pPr>
-      <w:r>
-        <w:t>Nếu Click vào 1 phần tử thì Text Box được tạo sẽ dính vào phần tử đó, nó đi đâu thì Text Box đi theo đấy</w:t>
-      </w:r>
-    </w:p>
-    <w:p>
-      <w:pPr>
-        <w:pStyle w:val="ListParagraph"/>
-        <w:numPr>
-          <w:ilvl w:val="0"/>
-          <w:numId w:val="4"/>
-        </w:numPr>
-      </w:pPr>
-      <w:r>
-        <w:t>Chuyển Sang Chế Độ Thử Nghiệm?</w:t>
-      </w:r>
-    </w:p>
-    <w:p>
-      <w:pPr>
-        <w:pStyle w:val="ListParagraph"/>
-        <w:numPr>
-          <w:ilvl w:val="0"/>
-          <w:numId w:val="3"/>
-        </w:numPr>
-      </w:pPr>
-      <w:r>
-        <w:t xml:space="preserve">Click biểu </w:t>
-      </w:r>
-      <w:r>
-        <w:t>hình bàn tay</w:t>
-      </w:r>
-      <w:r>
-        <w:t xml:space="preserve"> “</w:t>
-      </w:r>
-      <w:r>
-        <w:t>Change values within circuit</w:t>
-      </w:r>
-      <w:r>
-        <w:t>” = nhấn “Ctrl” + “</w:t>
-      </w:r>
-      <w:r>
-        <w:t>1</w:t>
-      </w:r>
-      <w:r>
-        <w:t>”</w:t>
-      </w:r>
-    </w:p>
-    <w:p>
-      <w:pPr>
-        <w:pStyle w:val="ListParagraph"/>
-        <w:numPr>
-          <w:ilvl w:val="0"/>
-          <w:numId w:val="3"/>
-        </w:numPr>
-      </w:pPr>
-      <w:r>
-        <w:t>Trong chế độ này, bạn chỉ có thể Click vào Input Pin</w:t>
-      </w:r>
-      <w:r>
-        <w:t>, khi Click vào, giá trị của nó sẽ đổi qua lại giữa 0 và 1</w:t>
-      </w:r>
-    </w:p>
-    <w:p>
-      <w:pPr>
-        <w:pStyle w:val="ListParagraph"/>
-        <w:numPr>
-          <w:ilvl w:val="0"/>
-          <w:numId w:val="3"/>
-        </w:numPr>
-      </w:pPr>
-      <w:r>
-        <w:t>Mặc định bạn chỉnh sửa mạch đến đâu, Logisim mô phỏng mạch đến đó</w:t>
-      </w:r>
-      <w:r>
-        <w:t>, để tắt tính năng này, vào Tab “Simulate” + bỏ Tick “Simulation Enabled”, để bật lại thì Tick lại</w:t>
-      </w:r>
-      <w:r>
-        <w:t xml:space="preserve"> = nhấn “Ctrl” + “E”</w:t>
-      </w:r>
-    </w:p>
-    <w:p>
-      <w:pPr>
-        <w:pStyle w:val="ListParagraph"/>
-        <w:numPr>
-          <w:ilvl w:val="0"/>
-          <w:numId w:val="3"/>
-        </w:numPr>
+        <w:t>Vào Tab “Minimized” + tại ô “Output” + chọn biến Output cần xem công thức rút gọn + tại ô “Format” + chọn SOP hay POS + nếu muốn dùng công thức rút gọn này thì Click “Set As Expression”</w:t>
+      </w:r>
+    </w:p>
+    <w:p>
+      <w:pPr>
+        <w:pStyle w:val="ListParagraph"/>
+        <w:numPr>
+          <w:ilvl w:val="0"/>
+          <w:numId w:val="3"/>
+        </w:numPr>
+      </w:pPr>
+      <w:r>
+        <w:t>Để chỉnh trực tiếp giá trị của biến Output trong bảng thực trị</w:t>
+      </w:r>
+    </w:p>
+    <w:p>
+      <w:pPr>
+        <w:pStyle w:val="ListParagraph"/>
+        <w:numPr>
+          <w:ilvl w:val="0"/>
+          <w:numId w:val="3"/>
+        </w:numPr>
+      </w:pPr>
+      <w:r>
+        <w:t>Vào Tab “Table” + Click vào 1 giá trị nào đó thuộc phần Output sẽ luân phiên thay đổi giữa 0, 1 và x, các công thức cũng sẽ tự động được cập nhật</w:t>
+      </w:r>
+    </w:p>
+    <w:p>
+      <w:pPr>
+        <w:pStyle w:val="ListParagraph"/>
+        <w:numPr>
+          <w:ilvl w:val="0"/>
+          <w:numId w:val="3"/>
+        </w:numPr>
+      </w:pPr>
+      <w:r>
+        <w:t>Để tạo mạch mới dựa trên công thức của các biến Output</w:t>
+      </w:r>
+    </w:p>
+    <w:p>
+      <w:pPr>
+        <w:pStyle w:val="ListParagraph"/>
+        <w:numPr>
+          <w:ilvl w:val="0"/>
+          <w:numId w:val="3"/>
+        </w:numPr>
+      </w:pPr>
+      <w:r>
+        <w:t>Click “Build Circuit” ở bên dưới + tại ô “Circuit Name” + nhập tên mạch + Tick các Option nếu muốn + Click “OK”</w:t>
+      </w:r>
+    </w:p>
+    <w:p>
+      <w:pPr>
+        <w:pStyle w:val="ListParagraph"/>
+        <w:numPr>
+          <w:ilvl w:val="0"/>
+          <w:numId w:val="3"/>
+        </w:numPr>
+      </w:pPr>
+      <w:r>
+        <w:t>Các Pin trong mạch được tạo sẽ tự động được gán nhãn = tên biến tương ứng</w:t>
+      </w:r>
+    </w:p>
+    <w:p>
+      <w:pPr>
+        <w:ind w:left="720"/>
       </w:pPr>
     </w:p>
     <w:sectPr>
@@ -946,6 +1460,184 @@
     </w:lvl>
   </w:abstractNum>
   <w:abstractNum w:abstractNumId="2" w15:restartNumberingAfterBreak="0">
+    <w:nsid w:val="48E94BEF"/>
+    <w:multiLevelType w:val="hybridMultilevel"/>
+    <w:tmpl w:val="31A62A4C"/>
+    <w:lvl w:ilvl="0" w:tplc="B7688BEA">
+      <w:start w:val="1"/>
+      <w:numFmt w:val="decimal"/>
+      <w:lvlText w:val="%1."/>
+      <w:lvlJc w:val="left"/>
+      <w:pPr>
+        <w:ind w:left="1080" w:hanging="360"/>
+      </w:pPr>
+      <w:rPr>
+        <w:rFonts w:hint="default"/>
+      </w:rPr>
+    </w:lvl>
+    <w:lvl w:ilvl="1" w:tplc="04090019" w:tentative="1">
+      <w:start w:val="1"/>
+      <w:numFmt w:val="lowerLetter"/>
+      <w:lvlText w:val="%2."/>
+      <w:lvlJc w:val="left"/>
+      <w:pPr>
+        <w:ind w:left="1800" w:hanging="360"/>
+      </w:pPr>
+    </w:lvl>
+    <w:lvl w:ilvl="2" w:tplc="0409001B" w:tentative="1">
+      <w:start w:val="1"/>
+      <w:numFmt w:val="lowerRoman"/>
+      <w:lvlText w:val="%3."/>
+      <w:lvlJc w:val="right"/>
+      <w:pPr>
+        <w:ind w:left="2520" w:hanging="180"/>
+      </w:pPr>
+    </w:lvl>
+    <w:lvl w:ilvl="3" w:tplc="0409000F" w:tentative="1">
+      <w:start w:val="1"/>
+      <w:numFmt w:val="decimal"/>
+      <w:lvlText w:val="%4."/>
+      <w:lvlJc w:val="left"/>
+      <w:pPr>
+        <w:ind w:left="3240" w:hanging="360"/>
+      </w:pPr>
+    </w:lvl>
+    <w:lvl w:ilvl="4" w:tplc="04090019" w:tentative="1">
+      <w:start w:val="1"/>
+      <w:numFmt w:val="lowerLetter"/>
+      <w:lvlText w:val="%5."/>
+      <w:lvlJc w:val="left"/>
+      <w:pPr>
+        <w:ind w:left="3960" w:hanging="360"/>
+      </w:pPr>
+    </w:lvl>
+    <w:lvl w:ilvl="5" w:tplc="0409001B" w:tentative="1">
+      <w:start w:val="1"/>
+      <w:numFmt w:val="lowerRoman"/>
+      <w:lvlText w:val="%6."/>
+      <w:lvlJc w:val="right"/>
+      <w:pPr>
+        <w:ind w:left="4680" w:hanging="180"/>
+      </w:pPr>
+    </w:lvl>
+    <w:lvl w:ilvl="6" w:tplc="0409000F" w:tentative="1">
+      <w:start w:val="1"/>
+      <w:numFmt w:val="decimal"/>
+      <w:lvlText w:val="%7."/>
+      <w:lvlJc w:val="left"/>
+      <w:pPr>
+        <w:ind w:left="5400" w:hanging="360"/>
+      </w:pPr>
+    </w:lvl>
+    <w:lvl w:ilvl="7" w:tplc="04090019" w:tentative="1">
+      <w:start w:val="1"/>
+      <w:numFmt w:val="lowerLetter"/>
+      <w:lvlText w:val="%8."/>
+      <w:lvlJc w:val="left"/>
+      <w:pPr>
+        <w:ind w:left="6120" w:hanging="360"/>
+      </w:pPr>
+    </w:lvl>
+    <w:lvl w:ilvl="8" w:tplc="0409001B" w:tentative="1">
+      <w:start w:val="1"/>
+      <w:numFmt w:val="lowerRoman"/>
+      <w:lvlText w:val="%9."/>
+      <w:lvlJc w:val="right"/>
+      <w:pPr>
+        <w:ind w:left="6840" w:hanging="180"/>
+      </w:pPr>
+    </w:lvl>
+  </w:abstractNum>
+  <w:abstractNum w:abstractNumId="3" w15:restartNumberingAfterBreak="0">
+    <w:nsid w:val="699C64EA"/>
+    <w:multiLevelType w:val="hybridMultilevel"/>
+    <w:tmpl w:val="2A901972"/>
+    <w:lvl w:ilvl="0" w:tplc="C29EA8DA">
+      <w:start w:val="1"/>
+      <w:numFmt w:val="decimal"/>
+      <w:lvlText w:val="%1."/>
+      <w:lvlJc w:val="left"/>
+      <w:pPr>
+        <w:ind w:left="1080" w:hanging="360"/>
+      </w:pPr>
+      <w:rPr>
+        <w:rFonts w:hint="default"/>
+      </w:rPr>
+    </w:lvl>
+    <w:lvl w:ilvl="1" w:tplc="04090019" w:tentative="1">
+      <w:start w:val="1"/>
+      <w:numFmt w:val="lowerLetter"/>
+      <w:lvlText w:val="%2."/>
+      <w:lvlJc w:val="left"/>
+      <w:pPr>
+        <w:ind w:left="1800" w:hanging="360"/>
+      </w:pPr>
+    </w:lvl>
+    <w:lvl w:ilvl="2" w:tplc="0409001B" w:tentative="1">
+      <w:start w:val="1"/>
+      <w:numFmt w:val="lowerRoman"/>
+      <w:lvlText w:val="%3."/>
+      <w:lvlJc w:val="right"/>
+      <w:pPr>
+        <w:ind w:left="2520" w:hanging="180"/>
+      </w:pPr>
+    </w:lvl>
+    <w:lvl w:ilvl="3" w:tplc="0409000F" w:tentative="1">
+      <w:start w:val="1"/>
+      <w:numFmt w:val="decimal"/>
+      <w:lvlText w:val="%4."/>
+      <w:lvlJc w:val="left"/>
+      <w:pPr>
+        <w:ind w:left="3240" w:hanging="360"/>
+      </w:pPr>
+    </w:lvl>
+    <w:lvl w:ilvl="4" w:tplc="04090019" w:tentative="1">
+      <w:start w:val="1"/>
+      <w:numFmt w:val="lowerLetter"/>
+      <w:lvlText w:val="%5."/>
+      <w:lvlJc w:val="left"/>
+      <w:pPr>
+        <w:ind w:left="3960" w:hanging="360"/>
+      </w:pPr>
+    </w:lvl>
+    <w:lvl w:ilvl="5" w:tplc="0409001B" w:tentative="1">
+      <w:start w:val="1"/>
+      <w:numFmt w:val="lowerRoman"/>
+      <w:lvlText w:val="%6."/>
+      <w:lvlJc w:val="right"/>
+      <w:pPr>
+        <w:ind w:left="4680" w:hanging="180"/>
+      </w:pPr>
+    </w:lvl>
+    <w:lvl w:ilvl="6" w:tplc="0409000F" w:tentative="1">
+      <w:start w:val="1"/>
+      <w:numFmt w:val="decimal"/>
+      <w:lvlText w:val="%7."/>
+      <w:lvlJc w:val="left"/>
+      <w:pPr>
+        <w:ind w:left="5400" w:hanging="360"/>
+      </w:pPr>
+    </w:lvl>
+    <w:lvl w:ilvl="7" w:tplc="04090019" w:tentative="1">
+      <w:start w:val="1"/>
+      <w:numFmt w:val="lowerLetter"/>
+      <w:lvlText w:val="%8."/>
+      <w:lvlJc w:val="left"/>
+      <w:pPr>
+        <w:ind w:left="6120" w:hanging="360"/>
+      </w:pPr>
+    </w:lvl>
+    <w:lvl w:ilvl="8" w:tplc="0409001B" w:tentative="1">
+      <w:start w:val="1"/>
+      <w:numFmt w:val="lowerRoman"/>
+      <w:lvlText w:val="%9."/>
+      <w:lvlJc w:val="right"/>
+      <w:pPr>
+        <w:ind w:left="6840" w:hanging="180"/>
+      </w:pPr>
+    </w:lvl>
+  </w:abstractNum>
+  <w:abstractNum w:abstractNumId="4" w15:restartNumberingAfterBreak="0">
     <w:nsid w:val="6F5B4B28"/>
     <w:multiLevelType w:val="hybridMultilevel"/>
     <w:tmpl w:val="0DF26258"/>
@@ -1034,7 +1726,7 @@
       </w:pPr>
     </w:lvl>
   </w:abstractNum>
-  <w:abstractNum w:abstractNumId="3" w15:restartNumberingAfterBreak="0">
+  <w:abstractNum w:abstractNumId="5" w15:restartNumberingAfterBreak="0">
     <w:nsid w:val="7BF53D6B"/>
     <w:multiLevelType w:val="hybridMultilevel"/>
     <w:tmpl w:val="4A38A2DE"/>
@@ -1124,7 +1816,7 @@
     </w:lvl>
   </w:abstractNum>
   <w:num w:numId="1" w16cid:durableId="55402275">
-    <w:abstractNumId w:val="2"/>
+    <w:abstractNumId w:val="4"/>
   </w:num>
   <w:num w:numId="2" w16cid:durableId="985476781">
     <w:abstractNumId w:val="0"/>
@@ -1133,6 +1825,12 @@
     <w:abstractNumId w:val="1"/>
   </w:num>
   <w:num w:numId="4" w16cid:durableId="996808834">
+    <w:abstractNumId w:val="5"/>
+  </w:num>
+  <w:num w:numId="5" w16cid:durableId="1987199622">
+    <w:abstractNumId w:val="2"/>
+  </w:num>
+  <w:num w:numId="6" w16cid:durableId="552692121">
     <w:abstractNumId w:val="3"/>
   </w:num>
 </w:numbering>

--- a/logisim.docx
+++ b/logisim.docx
@@ -647,6 +647,9 @@
         <w:t>Trong chế độ này, bạn chỉ có thể Click vào Input Pin</w:t>
       </w:r>
       <w:r>
+        <w:t xml:space="preserve"> hoặc Clock</w:t>
+      </w:r>
+      <w:r>
         <w:t>, khi Click vào, giá trị của nó sẽ đổi qua lại giữa 0 và 1</w:t>
       </w:r>
     </w:p>
@@ -673,6 +676,18 @@
         <w:pStyle w:val="ListParagraph"/>
         <w:numPr>
           <w:ilvl w:val="0"/>
+          <w:numId w:val="3"/>
+        </w:numPr>
+      </w:pPr>
+      <w:r>
+        <w:t>Để mô phỏng lại từ đâu, như khi bạn bấm nút sai làm hỏng mạch muốn làm lại từ đầu, vào Tab “Simulate” + chọn “Reset Simulation” = nhấn “Ctrl” + “R”</w:t>
+      </w:r>
+    </w:p>
+    <w:p>
+      <w:pPr>
+        <w:pStyle w:val="ListParagraph"/>
+        <w:numPr>
+          <w:ilvl w:val="0"/>
           <w:numId w:val="4"/>
         </w:numPr>
       </w:pPr>
@@ -779,6 +794,7 @@
         </w:numPr>
       </w:pPr>
       <w:r>
+        <w:lastRenderedPageBreak/>
         <w:t>Chân không hoạt động màu bạc, không nhãn</w:t>
       </w:r>
     </w:p>
@@ -791,7 +807,6 @@
         </w:numPr>
       </w:pPr>
       <w:r>
-        <w:lastRenderedPageBreak/>
         <w:t xml:space="preserve">Trường hợp 1, nối Input Pin vào đầu A, nối các Output Pin vào đầu B, giả sử Input Pin có thuộc tính Data Bits = 8, giá trị = 10111001, đầu B có </w:t>
       </w:r>
       <w:r>
@@ -1080,10 +1095,7 @@
         </w:numPr>
       </w:pPr>
       <w:r>
-        <w:t xml:space="preserve">Để thêm 1 biến Output cũng tương tự, chỉ </w:t>
-      </w:r>
-      <w:r>
-        <w:t>có điều vào Tab “Outputs”</w:t>
+        <w:t>Để thêm 1 biến Output cũng tương tự, chỉ có điều vào Tab “Outputs”</w:t>
       </w:r>
     </w:p>
     <w:p>
@@ -1240,10 +1252,167 @@
         <w:t>Các Pin trong mạch được tạo sẽ tự động được gán nhãn = tên biến tương ứng</w:t>
       </w:r>
     </w:p>
-    <w:p>
-      <w:pPr>
-        <w:ind w:left="720"/>
-      </w:pPr>
+    <w:p/>
+    <w:p>
+      <w:r>
+        <w:t>Time – Thời Gian:</w:t>
+      </w:r>
+    </w:p>
+    <w:p>
+      <w:pPr>
+        <w:pStyle w:val="ListParagraph"/>
+        <w:numPr>
+          <w:ilvl w:val="0"/>
+          <w:numId w:val="7"/>
+        </w:numPr>
+      </w:pPr>
+      <w:r>
+        <w:t>Tick?</w:t>
+      </w:r>
+    </w:p>
+    <w:p>
+      <w:pPr>
+        <w:pStyle w:val="ListParagraph"/>
+        <w:numPr>
+          <w:ilvl w:val="0"/>
+          <w:numId w:val="3"/>
+        </w:numPr>
+      </w:pPr>
+      <w:r>
+        <w:t>Là 1 đơn vị thời gian trong Logisim</w:t>
+      </w:r>
+    </w:p>
+    <w:p>
+      <w:pPr>
+        <w:pStyle w:val="ListParagraph"/>
+        <w:numPr>
+          <w:ilvl w:val="0"/>
+          <w:numId w:val="3"/>
+        </w:numPr>
+      </w:pPr>
+      <w:r>
+        <w:t>Để thay đổi thời gian thực của 1 Tick</w:t>
+      </w:r>
+    </w:p>
+    <w:p>
+      <w:pPr>
+        <w:pStyle w:val="ListParagraph"/>
+        <w:numPr>
+          <w:ilvl w:val="0"/>
+          <w:numId w:val="3"/>
+        </w:numPr>
+      </w:pPr>
+      <w:r>
+        <w:t>Vào Tab “Simulate” + chọn “Tick Frequency” + chọn tần số mong muốn, ví dụ chọn 4 Hz thì 1 Tick kéo dài 0.25 giây</w:t>
+      </w:r>
+    </w:p>
+    <w:p>
+      <w:pPr>
+        <w:pStyle w:val="ListParagraph"/>
+        <w:numPr>
+          <w:ilvl w:val="0"/>
+          <w:numId w:val="7"/>
+        </w:numPr>
+      </w:pPr>
+      <w:r>
+        <w:t>Bắt Đầu Chạy Thời Gian?</w:t>
+      </w:r>
+    </w:p>
+    <w:p>
+      <w:pPr>
+        <w:pStyle w:val="ListParagraph"/>
+        <w:numPr>
+          <w:ilvl w:val="0"/>
+          <w:numId w:val="3"/>
+        </w:numPr>
+      </w:pPr>
+      <w:r>
+        <w:t>Vào Tab “Simulate” + Tick vào “Ticks Enabled” = nhấn “Ctrl” + “K”</w:t>
+      </w:r>
+    </w:p>
+    <w:p>
+      <w:pPr>
+        <w:pStyle w:val="ListParagraph"/>
+        <w:numPr>
+          <w:ilvl w:val="0"/>
+          <w:numId w:val="3"/>
+        </w:numPr>
+      </w:pPr>
+      <w:r>
+        <w:t>Để dừng chạy thời gian, thì bỏ Tick “Ticks Enabled” = nhấn “Ctrl” + “K”</w:t>
+      </w:r>
+    </w:p>
+    <w:p>
+      <w:pPr>
+        <w:pStyle w:val="ListParagraph"/>
+        <w:numPr>
+          <w:ilvl w:val="0"/>
+          <w:numId w:val="7"/>
+        </w:numPr>
+      </w:pPr>
+      <w:r>
+        <w:t>Clock?</w:t>
+      </w:r>
+    </w:p>
+    <w:p>
+      <w:pPr>
+        <w:pStyle w:val="ListParagraph"/>
+        <w:numPr>
+          <w:ilvl w:val="0"/>
+          <w:numId w:val="3"/>
+        </w:numPr>
+      </w:pPr>
+      <w:r>
+        <w:t>Nằm trong thư mục “Wiring”</w:t>
+      </w:r>
+    </w:p>
+    <w:p>
+      <w:pPr>
+        <w:pStyle w:val="ListParagraph"/>
+        <w:numPr>
+          <w:ilvl w:val="0"/>
+          <w:numId w:val="3"/>
+        </w:numPr>
+      </w:pPr>
+      <w:r>
+        <w:t>Có 1 chân Output, chân này sẽ có giá trị thay đổi theo thời gian, luân phiên giữa 0 và 1</w:t>
+      </w:r>
+    </w:p>
+    <w:p>
+      <w:pPr>
+        <w:pStyle w:val="ListParagraph"/>
+        <w:numPr>
+          <w:ilvl w:val="0"/>
+          <w:numId w:val="3"/>
+        </w:numPr>
+      </w:pPr>
+      <w:r>
+        <w:t>Thời gian duy trì Output 1 = thuộc tính High Duration</w:t>
+      </w:r>
+    </w:p>
+    <w:p>
+      <w:pPr>
+        <w:pStyle w:val="ListParagraph"/>
+        <w:numPr>
+          <w:ilvl w:val="0"/>
+          <w:numId w:val="3"/>
+        </w:numPr>
+      </w:pPr>
+      <w:r>
+        <w:t>Thời gian duy trì Output 0 = thuộc tính Low Duration</w:t>
+      </w:r>
+    </w:p>
+    <w:p>
+      <w:pPr>
+        <w:pStyle w:val="ListParagraph"/>
+        <w:numPr>
+          <w:ilvl w:val="0"/>
+          <w:numId w:val="3"/>
+        </w:numPr>
+      </w:pPr>
+      <w:r>
+        <w:t>Lưu ý tính theo đơn vị Tick</w:t>
+      </w:r>
     </w:p>
     <w:sectPr>
       <w:pgSz w:w="12240" w:h="15840"/>
@@ -1731,6 +1900,95 @@
     <w:multiLevelType w:val="hybridMultilevel"/>
     <w:tmpl w:val="4A38A2DE"/>
     <w:lvl w:ilvl="0" w:tplc="EF702DDA">
+      <w:start w:val="1"/>
+      <w:numFmt w:val="decimal"/>
+      <w:lvlText w:val="%1."/>
+      <w:lvlJc w:val="left"/>
+      <w:pPr>
+        <w:ind w:left="1080" w:hanging="360"/>
+      </w:pPr>
+      <w:rPr>
+        <w:rFonts w:hint="default"/>
+      </w:rPr>
+    </w:lvl>
+    <w:lvl w:ilvl="1" w:tplc="04090019" w:tentative="1">
+      <w:start w:val="1"/>
+      <w:numFmt w:val="lowerLetter"/>
+      <w:lvlText w:val="%2."/>
+      <w:lvlJc w:val="left"/>
+      <w:pPr>
+        <w:ind w:left="1800" w:hanging="360"/>
+      </w:pPr>
+    </w:lvl>
+    <w:lvl w:ilvl="2" w:tplc="0409001B" w:tentative="1">
+      <w:start w:val="1"/>
+      <w:numFmt w:val="lowerRoman"/>
+      <w:lvlText w:val="%3."/>
+      <w:lvlJc w:val="right"/>
+      <w:pPr>
+        <w:ind w:left="2520" w:hanging="180"/>
+      </w:pPr>
+    </w:lvl>
+    <w:lvl w:ilvl="3" w:tplc="0409000F" w:tentative="1">
+      <w:start w:val="1"/>
+      <w:numFmt w:val="decimal"/>
+      <w:lvlText w:val="%4."/>
+      <w:lvlJc w:val="left"/>
+      <w:pPr>
+        <w:ind w:left="3240" w:hanging="360"/>
+      </w:pPr>
+    </w:lvl>
+    <w:lvl w:ilvl="4" w:tplc="04090019" w:tentative="1">
+      <w:start w:val="1"/>
+      <w:numFmt w:val="lowerLetter"/>
+      <w:lvlText w:val="%5."/>
+      <w:lvlJc w:val="left"/>
+      <w:pPr>
+        <w:ind w:left="3960" w:hanging="360"/>
+      </w:pPr>
+    </w:lvl>
+    <w:lvl w:ilvl="5" w:tplc="0409001B" w:tentative="1">
+      <w:start w:val="1"/>
+      <w:numFmt w:val="lowerRoman"/>
+      <w:lvlText w:val="%6."/>
+      <w:lvlJc w:val="right"/>
+      <w:pPr>
+        <w:ind w:left="4680" w:hanging="180"/>
+      </w:pPr>
+    </w:lvl>
+    <w:lvl w:ilvl="6" w:tplc="0409000F" w:tentative="1">
+      <w:start w:val="1"/>
+      <w:numFmt w:val="decimal"/>
+      <w:lvlText w:val="%7."/>
+      <w:lvlJc w:val="left"/>
+      <w:pPr>
+        <w:ind w:left="5400" w:hanging="360"/>
+      </w:pPr>
+    </w:lvl>
+    <w:lvl w:ilvl="7" w:tplc="04090019" w:tentative="1">
+      <w:start w:val="1"/>
+      <w:numFmt w:val="lowerLetter"/>
+      <w:lvlText w:val="%8."/>
+      <w:lvlJc w:val="left"/>
+      <w:pPr>
+        <w:ind w:left="6120" w:hanging="360"/>
+      </w:pPr>
+    </w:lvl>
+    <w:lvl w:ilvl="8" w:tplc="0409001B" w:tentative="1">
+      <w:start w:val="1"/>
+      <w:numFmt w:val="lowerRoman"/>
+      <w:lvlText w:val="%9."/>
+      <w:lvlJc w:val="right"/>
+      <w:pPr>
+        <w:ind w:left="6840" w:hanging="180"/>
+      </w:pPr>
+    </w:lvl>
+  </w:abstractNum>
+  <w:abstractNum w:abstractNumId="6" w15:restartNumberingAfterBreak="0">
+    <w:nsid w:val="7DC5376E"/>
+    <w:multiLevelType w:val="hybridMultilevel"/>
+    <w:tmpl w:val="E42E6870"/>
+    <w:lvl w:ilvl="0" w:tplc="29ECB060">
       <w:start w:val="1"/>
       <w:numFmt w:val="decimal"/>
       <w:lvlText w:val="%1."/>
@@ -1832,6 +2090,9 @@
   </w:num>
   <w:num w:numId="6" w16cid:durableId="552692121">
     <w:abstractNumId w:val="3"/>
+  </w:num>
+  <w:num w:numId="7" w16cid:durableId="93211746">
+    <w:abstractNumId w:val="6"/>
   </w:num>
 </w:numbering>
 </file>

--- a/logisim.docx
+++ b/logisim.docx
@@ -864,6 +864,102 @@
         <w:t>Trường hợp 2, nối các Input Pin vào đầu B, Output Pin vào đầu A, y chang trường hợp 1, bây giờ thay vì phân chia các Bit thì hợp lại các Bit</w:t>
       </w:r>
     </w:p>
+    <w:p>
+      <w:pPr>
+        <w:pStyle w:val="ListParagraph"/>
+        <w:numPr>
+          <w:ilvl w:val="0"/>
+          <w:numId w:val="5"/>
+        </w:numPr>
+      </w:pPr>
+      <w:r>
+        <w:t>Multiplexer (MUX)?</w:t>
+      </w:r>
+    </w:p>
+    <w:p>
+      <w:pPr>
+        <w:pStyle w:val="ListParagraph"/>
+        <w:numPr>
+          <w:ilvl w:val="0"/>
+          <w:numId w:val="3"/>
+        </w:numPr>
+      </w:pPr>
+      <w:r>
+        <w:t>Nằm ở thư mục “Plexers”</w:t>
+      </w:r>
+    </w:p>
+    <w:p>
+      <w:pPr>
+        <w:pStyle w:val="ListParagraph"/>
+        <w:numPr>
+          <w:ilvl w:val="0"/>
+          <w:numId w:val="3"/>
+        </w:numPr>
+      </w:pPr>
+      <w:r>
+        <w:t>Gồm 3 đầu, đầu trái là các chân Input, đầu dưới là 1 chân Index và 1 chân E, đầu phải là chân Output</w:t>
+      </w:r>
+    </w:p>
+    <w:p>
+      <w:pPr>
+        <w:pStyle w:val="ListParagraph"/>
+        <w:numPr>
+          <w:ilvl w:val="0"/>
+          <w:numId w:val="3"/>
+        </w:numPr>
+      </w:pPr>
+      <w:r>
+        <w:t>Số Bit của chân Index = thuộc tính Select Bits</w:t>
+      </w:r>
+    </w:p>
+    <w:p>
+      <w:pPr>
+        <w:pStyle w:val="ListParagraph"/>
+        <w:numPr>
+          <w:ilvl w:val="0"/>
+          <w:numId w:val="3"/>
+        </w:numPr>
+      </w:pPr>
+      <w:r>
+        <w:t>Số chân Input = 2 mũ số Bit của chân Index</w:t>
+      </w:r>
+    </w:p>
+    <w:p>
+      <w:pPr>
+        <w:pStyle w:val="ListParagraph"/>
+        <w:numPr>
+          <w:ilvl w:val="0"/>
+          <w:numId w:val="3"/>
+        </w:numPr>
+      </w:pPr>
+      <w:r>
+        <w:t>Số Bit của mỗi chân Input và Output = thuộc tính “Data Bits”</w:t>
+      </w:r>
+    </w:p>
+    <w:p>
+      <w:pPr>
+        <w:pStyle w:val="ListParagraph"/>
+        <w:numPr>
+          <w:ilvl w:val="0"/>
+          <w:numId w:val="3"/>
+        </w:numPr>
+      </w:pPr>
+      <w:r>
+        <w:t>Khi chân E = 1 thì MUX hoạt động bình thường, khi E = 0 thì Output = vô định, để mặc định không = vô định mà = 0 thì chỉnh thuộc tính Disabled Output sang “Zero”</w:t>
+      </w:r>
+    </w:p>
+    <w:p>
+      <w:pPr>
+        <w:pStyle w:val="ListParagraph"/>
+        <w:numPr>
+          <w:ilvl w:val="0"/>
+          <w:numId w:val="3"/>
+        </w:numPr>
+      </w:pPr>
+      <w:r>
+        <w:t>Để bỏ chân E thì chỉnh thuộc tính Include Enable? sang “No”</w:t>
+      </w:r>
+    </w:p>
     <w:p/>
     <w:p>
       <w:r>
@@ -1095,6 +1191,7 @@
         </w:numPr>
       </w:pPr>
       <w:r>
+        <w:lastRenderedPageBreak/>
         <w:t>Để thêm 1 biến Output cũng tương tự, chỉ có điều vào Tab “Outputs”</w:t>
       </w:r>
     </w:p>
@@ -1188,7 +1285,6 @@
         </w:numPr>
       </w:pPr>
       <w:r>
-        <w:lastRenderedPageBreak/>
         <w:t>Vào Tab “Minimized” + tại ô “Output” + chọn biến Output cần xem công thức rút gọn + tại ô “Format” + chọn SOP hay POS + nếu muốn dùng công thức rút gọn này thì Click “Set As Expression”</w:t>
       </w:r>
     </w:p>

--- a/logisim.docx
+++ b/logisim.docx
@@ -16,6 +16,107 @@
         </w:numPr>
       </w:pPr>
       <w:r>
+        <w:t xml:space="preserve">Cách </w:t>
+      </w:r>
+      <w:r>
+        <w:t>Tải?</w:t>
+      </w:r>
+    </w:p>
+    <w:p>
+      <w:pPr>
+        <w:pStyle w:val="ListParagraph"/>
+        <w:numPr>
+          <w:ilvl w:val="0"/>
+          <w:numId w:val="8"/>
+        </w:numPr>
+      </w:pPr>
+      <w:r>
+        <w:t>Để tải bản thường thì dễ, sau đây tải bản cải tiến</w:t>
+      </w:r>
+    </w:p>
+    <w:p>
+      <w:pPr>
+        <w:pStyle w:val="ListParagraph"/>
+        <w:numPr>
+          <w:ilvl w:val="0"/>
+          <w:numId w:val="8"/>
+        </w:numPr>
+      </w:pPr>
+      <w:r>
+        <w:t>Vào Link</w:t>
+      </w:r>
+    </w:p>
+    <w:p>
+      <w:pPr>
+        <w:pStyle w:val="ListParagraph"/>
+        <w:numPr>
+          <w:ilvl w:val="0"/>
+          <w:numId w:val="8"/>
+        </w:numPr>
+      </w:pPr>
+      <w:hyperlink r:id="rId5" w:history="1">
+        <w:r>
+          <w:rPr>
+            <w:rStyle w:val="Hyperlink"/>
+          </w:rPr>
+          <w:t>https://github.com/logisim-evolution/logisim-evolution/releases</w:t>
+        </w:r>
+      </w:hyperlink>
+    </w:p>
+    <w:p>
+      <w:pPr>
+        <w:pStyle w:val="ListParagraph"/>
+        <w:numPr>
+          <w:ilvl w:val="0"/>
+          <w:numId w:val="8"/>
+        </w:numPr>
+      </w:pPr>
+      <w:r>
+        <w:t>Cuộn xuống + Click File có đuôi “x86.msi” + chờ tải + mở File vừa tải cài đặt mặc định</w:t>
+      </w:r>
+    </w:p>
+    <w:p>
+      <w:pPr>
+        <w:pStyle w:val="ListParagraph"/>
+        <w:numPr>
+          <w:ilvl w:val="0"/>
+          <w:numId w:val="8"/>
+        </w:numPr>
+      </w:pPr>
+      <w:r>
+        <w:t>Khi này</w:t>
+      </w:r>
+      <w:r>
+        <w:t xml:space="preserve"> trong thư mục “</w:t>
+      </w:r>
+      <w:r>
+        <w:t>C:\Program Files</w:t>
+      </w:r>
+      <w:r>
+        <w:t>” sẽ có thư mục “</w:t>
+      </w:r>
+      <w:r>
+        <w:t>logisim-evolution</w:t>
+      </w:r>
+      <w:r>
+        <w:t>”, trong đây có File “</w:t>
+      </w:r>
+      <w:r>
+        <w:t>logisim-evolution</w:t>
+      </w:r>
+      <w:r>
+        <w:t>.exe”, mở nó để chạy Logisim</w:t>
+      </w:r>
+    </w:p>
+    <w:p>
+      <w:pPr>
+        <w:pStyle w:val="ListParagraph"/>
+        <w:numPr>
+          <w:ilvl w:val="0"/>
+          <w:numId w:val="2"/>
+        </w:numPr>
+      </w:pPr>
+      <w:r>
         <w:t>Phần Mở Rộng Của File Logisim?</w:t>
       </w:r>
     </w:p>
@@ -391,6 +492,7 @@
         </w:numPr>
       </w:pPr>
       <w:r>
+        <w:lastRenderedPageBreak/>
         <w:t>Gồm vài cổng để bạn nối dây điện</w:t>
       </w:r>
     </w:p>
@@ -451,338 +553,659 @@
         </w:numPr>
       </w:pPr>
       <w:r>
+        <w:t>Thêm Output Pin?</w:t>
+      </w:r>
+    </w:p>
+    <w:p>
+      <w:pPr>
+        <w:pStyle w:val="ListParagraph"/>
+        <w:numPr>
+          <w:ilvl w:val="0"/>
+          <w:numId w:val="3"/>
+        </w:numPr>
+      </w:pPr>
+      <w:r>
+        <w:t>Click biểu tượng hình tròn có hình tròn xanh ở trong “Add Pin” + Click vào vị trí muốn đặt trong mạch = nhấn “Ctrl” + “5” + Click vào vị trí muốn đặt trong mạch</w:t>
+      </w:r>
+    </w:p>
+    <w:p>
+      <w:pPr>
+        <w:pStyle w:val="ListParagraph"/>
+        <w:numPr>
+          <w:ilvl w:val="0"/>
+          <w:numId w:val="2"/>
+        </w:numPr>
+      </w:pPr>
+      <w:r>
+        <w:t xml:space="preserve">Thêm </w:t>
+      </w:r>
+      <w:r>
+        <w:t xml:space="preserve">Mạch Khác Vào Dưới Dạng 1 </w:t>
+      </w:r>
+      <w:r>
+        <w:t>IC</w:t>
+      </w:r>
+      <w:r>
+        <w:t>?</w:t>
+      </w:r>
+    </w:p>
+    <w:p>
+      <w:pPr>
+        <w:pStyle w:val="ListParagraph"/>
+        <w:numPr>
+          <w:ilvl w:val="0"/>
+          <w:numId w:val="3"/>
+        </w:numPr>
+      </w:pPr>
+      <w:r>
+        <w:t>Click vào mạch muốn thêm, gọi mạch này là A + Click tại vị trí muốn đặt</w:t>
+      </w:r>
+    </w:p>
+    <w:p>
+      <w:pPr>
+        <w:pStyle w:val="ListParagraph"/>
+        <w:numPr>
+          <w:ilvl w:val="0"/>
+          <w:numId w:val="3"/>
+        </w:numPr>
+      </w:pPr>
+      <w:r>
+        <w:t>IC này sẽ có các chân chính là các Pin của A, thuộc tính Facing của Pin sẽ cho biết nó nằm ở cạnh nào của IC, lưu ý ở đây hướng bị ngược, ví dụ nếu Facing là East thì Pin sẽ nằm ở cạnh trái, nếu nhiều Pin có cùng thuộc tính Facing, thì thứ tự các Pin này trên cạnh tương ứng = thứ tự tọa độ của các Pin này trong A, ví dụ có 2 Pin C và D cùng Facing South, thì C và D sẽ nằm ở cạnh trên, tuy nhiên do trong A, C nằm bên trái D, nên trong cạnh này, C đặt ở bên trái D, nếu C và D cùng hoành độ, thì xét từ trên xuống</w:t>
+      </w:r>
+      <w:r>
+        <w:t>, ví dụ nếu C bên trên D trong A thì C sẽ nằm bên trái D trong IC</w:t>
+      </w:r>
+    </w:p>
+    <w:p>
+      <w:pPr>
+        <w:pStyle w:val="ListParagraph"/>
+        <w:numPr>
+          <w:ilvl w:val="0"/>
+          <w:numId w:val="3"/>
+        </w:numPr>
+      </w:pPr>
+      <w:r>
+        <w:t>Nếu trong A, bạn có gắn nhãn = Text Box cho Pin, thì trong IC, bạn có thể di chuột lên chân của nó để hiện nhãn</w:t>
+      </w:r>
+    </w:p>
+    <w:p>
+      <w:pPr>
+        <w:pStyle w:val="ListParagraph"/>
+        <w:numPr>
+          <w:ilvl w:val="0"/>
+          <w:numId w:val="2"/>
+        </w:numPr>
+      </w:pPr>
+      <w:r>
+        <w:t>Chuyển Sang Chế Độ Chọn Lựa Và Di Chuyển Phần Tử?</w:t>
+      </w:r>
+    </w:p>
+    <w:p>
+      <w:pPr>
+        <w:pStyle w:val="ListParagraph"/>
+        <w:numPr>
+          <w:ilvl w:val="0"/>
+          <w:numId w:val="3"/>
+        </w:numPr>
+      </w:pPr>
+      <w:r>
+        <w:t>Click biểu tượng hình mũi tên góc trái trên “Edit selection and add wires” = nhấn “Ctrl” + “2”</w:t>
+      </w:r>
+    </w:p>
+    <w:p>
+      <w:pPr>
+        <w:pStyle w:val="ListParagraph"/>
+        <w:numPr>
+          <w:ilvl w:val="0"/>
+          <w:numId w:val="4"/>
+        </w:numPr>
+      </w:pPr>
+      <w:r>
+        <w:t>Chuyển Sang Chế Độ Tạo Văn Bản?</w:t>
+      </w:r>
+    </w:p>
+    <w:p>
+      <w:pPr>
+        <w:pStyle w:val="ListParagraph"/>
+        <w:numPr>
+          <w:ilvl w:val="0"/>
+          <w:numId w:val="3"/>
+        </w:numPr>
+      </w:pPr>
+      <w:r>
+        <w:t>Click biểu tượng hình chữ A “Edit text in circuit” = nhấn “Ctrl” + “3”</w:t>
+      </w:r>
+    </w:p>
+    <w:p>
+      <w:pPr>
+        <w:pStyle w:val="ListParagraph"/>
+        <w:numPr>
+          <w:ilvl w:val="0"/>
+          <w:numId w:val="3"/>
+        </w:numPr>
+      </w:pPr>
+      <w:r>
+        <w:t>Trong chế độ này, để tạo 1 Text Box</w:t>
+      </w:r>
+    </w:p>
+    <w:p>
+      <w:pPr>
+        <w:pStyle w:val="ListParagraph"/>
+        <w:numPr>
+          <w:ilvl w:val="0"/>
+          <w:numId w:val="3"/>
+        </w:numPr>
+      </w:pPr>
+      <w:r>
+        <w:t>Click chuột tại vị trí muốn tạo Text Box + nhập nội dung</w:t>
+      </w:r>
+    </w:p>
+    <w:p>
+      <w:pPr>
+        <w:pStyle w:val="ListParagraph"/>
+        <w:numPr>
+          <w:ilvl w:val="0"/>
+          <w:numId w:val="3"/>
+        </w:numPr>
+      </w:pPr>
+      <w:r>
+        <w:t>Nếu Click vào 1 phần tử thì Text Box được tạo sẽ dính vào phần tử đó, nó đi đâu thì Text Box đi theo đấy</w:t>
+      </w:r>
+    </w:p>
+    <w:p>
+      <w:pPr>
+        <w:pStyle w:val="ListParagraph"/>
+        <w:numPr>
+          <w:ilvl w:val="0"/>
+          <w:numId w:val="4"/>
+        </w:numPr>
+      </w:pPr>
+      <w:r>
+        <w:t>Chuyển Sang Chế Độ Thử Nghiệm?</w:t>
+      </w:r>
+    </w:p>
+    <w:p>
+      <w:pPr>
+        <w:pStyle w:val="ListParagraph"/>
+        <w:numPr>
+          <w:ilvl w:val="0"/>
+          <w:numId w:val="3"/>
+        </w:numPr>
+      </w:pPr>
+      <w:r>
+        <w:t>Click biểu hình bàn tay “Change values within circuit” = nhấn “Ctrl” + “1”</w:t>
+      </w:r>
+    </w:p>
+    <w:p>
+      <w:pPr>
+        <w:pStyle w:val="ListParagraph"/>
+        <w:numPr>
+          <w:ilvl w:val="0"/>
+          <w:numId w:val="3"/>
+        </w:numPr>
+      </w:pPr>
+      <w:r>
+        <w:t>Trong chế độ này, bạn chỉ có thể Click vào Input Pin</w:t>
+      </w:r>
+      <w:r>
+        <w:t xml:space="preserve"> hoặc Clock</w:t>
+      </w:r>
+      <w:r>
+        <w:t>, khi Click vào, giá trị của nó sẽ đổi qua lại giữa 0 và 1</w:t>
+      </w:r>
+    </w:p>
+    <w:p>
+      <w:pPr>
+        <w:pStyle w:val="ListParagraph"/>
+        <w:numPr>
+          <w:ilvl w:val="0"/>
+          <w:numId w:val="3"/>
+        </w:numPr>
+      </w:pPr>
+      <w:r>
+        <w:t>Mặc định bạn chỉnh sửa mạch đến đâu, Logisim mô phỏng mạch đến đó</w:t>
+      </w:r>
+      <w:r>
+        <w:t>, để tắt tính năng này, vào Tab “Simulate” + bỏ Tick “Simulation Enabled”, để bật lại thì Tick lại</w:t>
+      </w:r>
+      <w:r>
+        <w:t xml:space="preserve"> = nhấn “Ctrl” + “E”</w:t>
+      </w:r>
+    </w:p>
+    <w:p>
+      <w:pPr>
+        <w:pStyle w:val="ListParagraph"/>
+        <w:numPr>
+          <w:ilvl w:val="0"/>
+          <w:numId w:val="3"/>
+        </w:numPr>
+      </w:pPr>
+      <w:r>
+        <w:t>Để mô phỏng lại từ đâu, như khi bạn bấm nút sai làm hỏng mạch muốn làm lại từ đầu, vào Tab “Simulate” + chọn “Reset Simulation” = nhấn “Ctrl” + “R”</w:t>
+      </w:r>
+    </w:p>
+    <w:p>
+      <w:pPr>
+        <w:pStyle w:val="ListParagraph"/>
+        <w:numPr>
+          <w:ilvl w:val="0"/>
+          <w:numId w:val="4"/>
+        </w:numPr>
+      </w:pPr>
+      <w:r>
+        <w:t>Chạy Song Song Nhiều Input?</w:t>
+      </w:r>
+    </w:p>
+    <w:p>
+      <w:pPr>
+        <w:pStyle w:val="ListParagraph"/>
+        <w:numPr>
+          <w:ilvl w:val="0"/>
+          <w:numId w:val="3"/>
+        </w:numPr>
+      </w:pPr>
+      <w:r>
+        <w:t>Giả sử có 1 Input Pin nối với 1 Output Pin, tại 1 thời điểm, nó chỉ có thể nhận 1 Bit và trả về 1 Bit, bạn muốn nó nhận 10 Bit và trả về 10 Bit</w:t>
+      </w:r>
+    </w:p>
+    <w:p>
+      <w:pPr>
+        <w:pStyle w:val="ListParagraph"/>
+        <w:numPr>
+          <w:ilvl w:val="0"/>
+          <w:numId w:val="3"/>
+        </w:numPr>
+      </w:pPr>
+      <w:r>
+        <w:t>Chỉnh thuộc tính Data Bits của cả Input Pin và Output Pin thành 10</w:t>
+      </w:r>
+    </w:p>
+    <w:p/>
+    <w:p>
+      <w:r>
         <w:lastRenderedPageBreak/>
-        <w:t>Thêm Output Pin?</w:t>
-      </w:r>
-    </w:p>
-    <w:p>
-      <w:pPr>
-        <w:pStyle w:val="ListParagraph"/>
-        <w:numPr>
-          <w:ilvl w:val="0"/>
-          <w:numId w:val="3"/>
-        </w:numPr>
-      </w:pPr>
-      <w:r>
-        <w:t>Click biểu tượng hình tròn có hình tròn xanh ở trong “Add Pin” + Click vào vị trí muốn đặt trong mạch = nhấn “Ctrl” + “5” + Click vào vị trí muốn đặt trong mạch</w:t>
-      </w:r>
-    </w:p>
-    <w:p>
-      <w:pPr>
-        <w:pStyle w:val="ListParagraph"/>
-        <w:numPr>
-          <w:ilvl w:val="0"/>
-          <w:numId w:val="2"/>
-        </w:numPr>
-      </w:pPr>
-      <w:r>
-        <w:t xml:space="preserve">Thêm </w:t>
-      </w:r>
-      <w:r>
-        <w:t xml:space="preserve">Mạch Khác Vào Dưới Dạng 1 </w:t>
-      </w:r>
-      <w:r>
-        <w:t>IC</w:t>
-      </w:r>
-      <w:r>
-        <w:t>?</w:t>
-      </w:r>
-    </w:p>
-    <w:p>
-      <w:pPr>
-        <w:pStyle w:val="ListParagraph"/>
-        <w:numPr>
-          <w:ilvl w:val="0"/>
-          <w:numId w:val="3"/>
-        </w:numPr>
-      </w:pPr>
-      <w:r>
-        <w:t>Click vào mạch muốn thêm, gọi mạch này là A + Click tại vị trí muốn đặt</w:t>
-      </w:r>
-    </w:p>
-    <w:p>
-      <w:pPr>
-        <w:pStyle w:val="ListParagraph"/>
-        <w:numPr>
-          <w:ilvl w:val="0"/>
-          <w:numId w:val="3"/>
-        </w:numPr>
-      </w:pPr>
-      <w:r>
-        <w:t>IC này sẽ có các chân chính là các Pin của A, thuộc tính Facing của Pin sẽ cho biết nó nằm ở cạnh nào của IC, lưu ý ở đây hướng bị ngược, ví dụ nếu Facing là East thì Pin sẽ nằm ở cạnh trái, nếu nhiều Pin có cùng thuộc tính Facing, thì thứ tự các Pin này trên cạnh tương ứng = thứ tự tọa độ của các Pin này trong A, ví dụ có 2 Pin C và D cùng Facing South, thì C và D sẽ nằm ở cạnh trên, tuy nhiên do trong A, C nằm bên trái D, nên trong cạnh này, C đặt ở bên trái D, nếu C và D cùng hoành độ, thì xét từ trên xuống</w:t>
-      </w:r>
-      <w:r>
-        <w:t>, ví dụ nếu C bên trên D trong A thì C sẽ nằm bên trái D trong IC</w:t>
-      </w:r>
-    </w:p>
-    <w:p>
-      <w:pPr>
-        <w:pStyle w:val="ListParagraph"/>
-        <w:numPr>
-          <w:ilvl w:val="0"/>
-          <w:numId w:val="3"/>
-        </w:numPr>
-      </w:pPr>
-      <w:r>
-        <w:t>Nếu trong A, bạn có gắn nhãn = Text Box cho Pin, thì trong IC, bạn có thể di chuột lên chân của nó để hiện nhãn</w:t>
-      </w:r>
-    </w:p>
-    <w:p>
-      <w:pPr>
-        <w:pStyle w:val="ListParagraph"/>
-        <w:numPr>
-          <w:ilvl w:val="0"/>
-          <w:numId w:val="2"/>
-        </w:numPr>
-      </w:pPr>
-      <w:r>
-        <w:t>Chuyển Sang Chế Độ Chọn Lựa Và Di Chuyển Phần Tử?</w:t>
-      </w:r>
-    </w:p>
-    <w:p>
-      <w:pPr>
-        <w:pStyle w:val="ListParagraph"/>
-        <w:numPr>
-          <w:ilvl w:val="0"/>
-          <w:numId w:val="3"/>
-        </w:numPr>
-      </w:pPr>
-      <w:r>
-        <w:t>Click biểu tượng hình mũi tên góc trái trên “Edit selection and add wires” = nhấn “Ctrl” + “2”</w:t>
-      </w:r>
-    </w:p>
-    <w:p>
-      <w:pPr>
-        <w:pStyle w:val="ListParagraph"/>
-        <w:numPr>
-          <w:ilvl w:val="0"/>
-          <w:numId w:val="4"/>
-        </w:numPr>
-      </w:pPr>
-      <w:r>
-        <w:t>Chuyển Sang Chế Độ Tạo Văn Bản?</w:t>
-      </w:r>
-    </w:p>
-    <w:p>
-      <w:pPr>
-        <w:pStyle w:val="ListParagraph"/>
-        <w:numPr>
-          <w:ilvl w:val="0"/>
-          <w:numId w:val="3"/>
-        </w:numPr>
-      </w:pPr>
-      <w:r>
-        <w:t>Click biểu tượng hình chữ A “Edit text in circuit” = nhấn “Ctrl” + “3”</w:t>
-      </w:r>
-    </w:p>
-    <w:p>
-      <w:pPr>
-        <w:pStyle w:val="ListParagraph"/>
-        <w:numPr>
-          <w:ilvl w:val="0"/>
-          <w:numId w:val="3"/>
-        </w:numPr>
-      </w:pPr>
-      <w:r>
-        <w:t>Trong chế độ này, để tạo 1 Text Box</w:t>
-      </w:r>
-    </w:p>
-    <w:p>
-      <w:pPr>
-        <w:pStyle w:val="ListParagraph"/>
-        <w:numPr>
-          <w:ilvl w:val="0"/>
-          <w:numId w:val="3"/>
-        </w:numPr>
-      </w:pPr>
-      <w:r>
-        <w:t>Click chuột tại vị trí muốn tạo Text Box + nhập nội dung</w:t>
-      </w:r>
-    </w:p>
-    <w:p>
-      <w:pPr>
-        <w:pStyle w:val="ListParagraph"/>
-        <w:numPr>
-          <w:ilvl w:val="0"/>
-          <w:numId w:val="3"/>
-        </w:numPr>
-      </w:pPr>
-      <w:r>
-        <w:t>Nếu Click vào 1 phần tử thì Text Box được tạo sẽ dính vào phần tử đó, nó đi đâu thì Text Box đi theo đấy</w:t>
-      </w:r>
-    </w:p>
-    <w:p>
-      <w:pPr>
-        <w:pStyle w:val="ListParagraph"/>
-        <w:numPr>
-          <w:ilvl w:val="0"/>
-          <w:numId w:val="4"/>
-        </w:numPr>
-      </w:pPr>
-      <w:r>
-        <w:t>Chuyển Sang Chế Độ Thử Nghiệm?</w:t>
-      </w:r>
-    </w:p>
-    <w:p>
-      <w:pPr>
-        <w:pStyle w:val="ListParagraph"/>
-        <w:numPr>
-          <w:ilvl w:val="0"/>
-          <w:numId w:val="3"/>
-        </w:numPr>
-      </w:pPr>
-      <w:r>
-        <w:t>Click biểu hình bàn tay “Change values within circuit” = nhấn “Ctrl” + “1”</w:t>
-      </w:r>
-    </w:p>
-    <w:p>
-      <w:pPr>
-        <w:pStyle w:val="ListParagraph"/>
-        <w:numPr>
-          <w:ilvl w:val="0"/>
-          <w:numId w:val="3"/>
-        </w:numPr>
-      </w:pPr>
-      <w:r>
-        <w:t>Trong chế độ này, bạn chỉ có thể Click vào Input Pin</w:t>
-      </w:r>
-      <w:r>
-        <w:t xml:space="preserve"> hoặc Clock</w:t>
-      </w:r>
-      <w:r>
-        <w:t>, khi Click vào, giá trị của nó sẽ đổi qua lại giữa 0 và 1</w:t>
-      </w:r>
-    </w:p>
-    <w:p>
-      <w:pPr>
-        <w:pStyle w:val="ListParagraph"/>
-        <w:numPr>
-          <w:ilvl w:val="0"/>
-          <w:numId w:val="3"/>
-        </w:numPr>
-      </w:pPr>
-      <w:r>
-        <w:t>Mặc định bạn chỉnh sửa mạch đến đâu, Logisim mô phỏng mạch đến đó</w:t>
-      </w:r>
-      <w:r>
-        <w:t>, để tắt tính năng này, vào Tab “Simulate” + bỏ Tick “Simulation Enabled”, để bật lại thì Tick lại</w:t>
-      </w:r>
-      <w:r>
-        <w:t xml:space="preserve"> = nhấn “Ctrl” + “E”</w:t>
-      </w:r>
-    </w:p>
-    <w:p>
-      <w:pPr>
-        <w:pStyle w:val="ListParagraph"/>
-        <w:numPr>
-          <w:ilvl w:val="0"/>
-          <w:numId w:val="3"/>
-        </w:numPr>
-      </w:pPr>
-      <w:r>
-        <w:t>Để mô phỏng lại từ đâu, như khi bạn bấm nút sai làm hỏng mạch muốn làm lại từ đầu, vào Tab “Simulate” + chọn “Reset Simulation” = nhấn “Ctrl” + “R”</w:t>
-      </w:r>
-    </w:p>
-    <w:p>
-      <w:pPr>
-        <w:pStyle w:val="ListParagraph"/>
-        <w:numPr>
-          <w:ilvl w:val="0"/>
-          <w:numId w:val="4"/>
-        </w:numPr>
-      </w:pPr>
-      <w:r>
-        <w:t>Chạy Song Song Nhiều Input?</w:t>
-      </w:r>
-    </w:p>
-    <w:p>
-      <w:pPr>
-        <w:pStyle w:val="ListParagraph"/>
-        <w:numPr>
-          <w:ilvl w:val="0"/>
-          <w:numId w:val="3"/>
-        </w:numPr>
-      </w:pPr>
-      <w:r>
-        <w:t>Giả sử có 1 Input Pin nối với 1 Output Pin, tại 1 thời điểm, nó chỉ có thể nhận 1 Bit và trả về 1 Bit, bạn muốn nó nhận 10 Bit và trả về 10 Bit</w:t>
-      </w:r>
-    </w:p>
-    <w:p>
-      <w:pPr>
-        <w:pStyle w:val="ListParagraph"/>
-        <w:numPr>
-          <w:ilvl w:val="0"/>
-          <w:numId w:val="3"/>
-        </w:numPr>
-      </w:pPr>
-      <w:r>
-        <w:t>Chỉnh thuộc tính Data Bits của cả Input Pin và Output Pin thành 10</w:t>
+        <w:t>IC:</w:t>
+      </w:r>
+    </w:p>
+    <w:p>
+      <w:pPr>
+        <w:pStyle w:val="ListParagraph"/>
+        <w:numPr>
+          <w:ilvl w:val="0"/>
+          <w:numId w:val="5"/>
+        </w:numPr>
+      </w:pPr>
+      <w:r>
+        <w:t>Splitter?</w:t>
+      </w:r>
+    </w:p>
+    <w:p>
+      <w:pPr>
+        <w:pStyle w:val="ListParagraph"/>
+        <w:numPr>
+          <w:ilvl w:val="0"/>
+          <w:numId w:val="3"/>
+        </w:numPr>
+      </w:pPr>
+      <w:r>
+        <w:t>Nằm ở thư mục “Wiring”</w:t>
+      </w:r>
+    </w:p>
+    <w:p>
+      <w:pPr>
+        <w:pStyle w:val="ListParagraph"/>
+        <w:numPr>
+          <w:ilvl w:val="0"/>
+          <w:numId w:val="3"/>
+        </w:numPr>
+      </w:pPr>
+      <w:r>
+        <w:t>Gồm 2 đầu, 1 đầu chỉ có 1 chân, gọi là đầu A, và 1 đầu có nhiều chân, gọi là đầu B</w:t>
+      </w:r>
+    </w:p>
+    <w:p>
+      <w:pPr>
+        <w:pStyle w:val="ListParagraph"/>
+        <w:numPr>
+          <w:ilvl w:val="0"/>
+          <w:numId w:val="3"/>
+        </w:numPr>
+      </w:pPr>
+      <w:r>
+        <w:t>Tổng số chân của B = thuộc tính Fan Out, gồm các chân hoạt động và chân không hoạt động, tức cắm gì vô cũng vô nghĩa</w:t>
+      </w:r>
+    </w:p>
+    <w:p>
+      <w:pPr>
+        <w:pStyle w:val="ListParagraph"/>
+        <w:numPr>
+          <w:ilvl w:val="0"/>
+          <w:numId w:val="3"/>
+        </w:numPr>
+      </w:pPr>
+      <w:r>
+        <w:t>Chân hoạt động màu đen, nếu nhãn gồm 2 Bit trở lên, màu xanh, nếu nhãn gồm 1 Bit</w:t>
+      </w:r>
+    </w:p>
+    <w:p>
+      <w:pPr>
+        <w:pStyle w:val="ListParagraph"/>
+        <w:numPr>
+          <w:ilvl w:val="0"/>
+          <w:numId w:val="3"/>
+        </w:numPr>
+      </w:pPr>
+      <w:r>
+        <w:t>Chân không hoạt động màu bạc, không nhãn</w:t>
+      </w:r>
+    </w:p>
+    <w:p>
+      <w:pPr>
+        <w:pStyle w:val="ListParagraph"/>
+        <w:numPr>
+          <w:ilvl w:val="0"/>
+          <w:numId w:val="3"/>
+        </w:numPr>
+      </w:pPr>
+      <w:r>
+        <w:t xml:space="preserve">Trường hợp 1, nối Input Pin vào đầu A, nối các Output Pin vào đầu B, giả sử Input Pin có thuộc tính Data Bits = 8, giá trị = 10111001, đầu B có </w:t>
+      </w:r>
+      <w:r>
+        <w:t>6</w:t>
+      </w:r>
+      <w:r>
+        <w:t xml:space="preserve"> chân, trong đó có 3 chân hoạt động, chân 1 có nhãn là “0 – 2, 5”, chân 2 có nhãn là “3 – 4, 6”, chân 3 có nhãn là “</w:t>
+      </w:r>
+      <w:r>
+        <w:t>7</w:t>
+      </w:r>
+      <w:r>
+        <w:t>”, cơ chế như sau</w:t>
+      </w:r>
+      <w:r>
+        <w:t>, ở đây, số thự tự lớn nhất của nhãn = thuộc tính Bit Width In</w:t>
+      </w:r>
+    </w:p>
+    <w:p>
+      <w:pPr>
+        <w:pStyle w:val="ListParagraph"/>
+        <w:numPr>
+          <w:ilvl w:val="0"/>
+          <w:numId w:val="3"/>
+        </w:numPr>
+      </w:pPr>
+      <w:r>
+        <w:t xml:space="preserve">Đọc Bit từ phải sang trái, chân nào có nhãn chứa số thứ tự của Bit </w:t>
+      </w:r>
+      <w:r>
+        <w:t>hiện tại thì chèn Bit đó vào bên trái Output hiện tại của chân đó, kết quả chân 1 = 1001, chân 2 = 011, chân 3 = 1</w:t>
+      </w:r>
+    </w:p>
+    <w:p>
+      <w:pPr>
+        <w:pStyle w:val="ListParagraph"/>
+        <w:numPr>
+          <w:ilvl w:val="0"/>
+          <w:numId w:val="3"/>
+        </w:numPr>
+      </w:pPr>
+      <w:r>
+        <w:t>Để chỉ định nhãn cho chân thì chỉnh thuộc tính Bit, ví dụ khi chỉnh thuộc tính Bit 2 thành 3 thì số thứ tự 2 sẽ nằm trong chân thứ 3 của Splitter</w:t>
+      </w:r>
+    </w:p>
+    <w:p>
+      <w:pPr>
+        <w:pStyle w:val="ListParagraph"/>
+        <w:numPr>
+          <w:ilvl w:val="0"/>
+          <w:numId w:val="3"/>
+        </w:numPr>
+      </w:pPr>
+      <w:r>
+        <w:t>Trường hợp 2, nối các Input Pin vào đầu B, Output Pin vào đầu A, y chang trường hợp 1, bây giờ thay vì phân chia các Bit thì hợp lại các Bit</w:t>
+      </w:r>
+    </w:p>
+    <w:p>
+      <w:pPr>
+        <w:pStyle w:val="ListParagraph"/>
+        <w:numPr>
+          <w:ilvl w:val="0"/>
+          <w:numId w:val="5"/>
+        </w:numPr>
+      </w:pPr>
+      <w:r>
+        <w:t>Multiplexer (MUX)?</w:t>
+      </w:r>
+    </w:p>
+    <w:p>
+      <w:pPr>
+        <w:pStyle w:val="ListParagraph"/>
+        <w:numPr>
+          <w:ilvl w:val="0"/>
+          <w:numId w:val="3"/>
+        </w:numPr>
+      </w:pPr>
+      <w:r>
+        <w:t>Nằm ở thư mục “Plexers”</w:t>
+      </w:r>
+    </w:p>
+    <w:p>
+      <w:pPr>
+        <w:pStyle w:val="ListParagraph"/>
+        <w:numPr>
+          <w:ilvl w:val="0"/>
+          <w:numId w:val="3"/>
+        </w:numPr>
+      </w:pPr>
+      <w:r>
+        <w:t>Gồm 3 đầu, đầu trái là các chân Input, đầu dưới là 1 chân Index và 1 chân E, đầu phải là chân Output</w:t>
+      </w:r>
+    </w:p>
+    <w:p>
+      <w:pPr>
+        <w:pStyle w:val="ListParagraph"/>
+        <w:numPr>
+          <w:ilvl w:val="0"/>
+          <w:numId w:val="3"/>
+        </w:numPr>
+      </w:pPr>
+      <w:r>
+        <w:t>Số Bit của chân Index = thuộc tính Select Bits</w:t>
+      </w:r>
+    </w:p>
+    <w:p>
+      <w:pPr>
+        <w:pStyle w:val="ListParagraph"/>
+        <w:numPr>
+          <w:ilvl w:val="0"/>
+          <w:numId w:val="3"/>
+        </w:numPr>
+      </w:pPr>
+      <w:r>
+        <w:t>Số chân Input = 2 mũ số Bit của chân Index</w:t>
+      </w:r>
+    </w:p>
+    <w:p>
+      <w:pPr>
+        <w:pStyle w:val="ListParagraph"/>
+        <w:numPr>
+          <w:ilvl w:val="0"/>
+          <w:numId w:val="3"/>
+        </w:numPr>
+      </w:pPr>
+      <w:r>
+        <w:t>Số Bit của mỗi chân Input và Output = thuộc tính “Data Bits”</w:t>
+      </w:r>
+    </w:p>
+    <w:p>
+      <w:pPr>
+        <w:pStyle w:val="ListParagraph"/>
+        <w:numPr>
+          <w:ilvl w:val="0"/>
+          <w:numId w:val="3"/>
+        </w:numPr>
+      </w:pPr>
+      <w:r>
+        <w:t>Khi chân E = 1 thì MUX hoạt động bình thường, khi E = 0 thì Output = vô định, để mặc định không = vô định mà = 0 thì chỉnh thuộc tính Disabled Output sang “Zero”</w:t>
+      </w:r>
+    </w:p>
+    <w:p>
+      <w:pPr>
+        <w:pStyle w:val="ListParagraph"/>
+        <w:numPr>
+          <w:ilvl w:val="0"/>
+          <w:numId w:val="3"/>
+        </w:numPr>
+      </w:pPr>
+      <w:r>
+        <w:t>Để bỏ chân E thì chỉnh thuộc tính Include Enable? sang “No”</w:t>
       </w:r>
     </w:p>
     <w:p/>
     <w:p>
       <w:r>
-        <w:t>IC:</w:t>
-      </w:r>
-    </w:p>
-    <w:p>
-      <w:pPr>
-        <w:pStyle w:val="ListParagraph"/>
-        <w:numPr>
-          <w:ilvl w:val="0"/>
-          <w:numId w:val="5"/>
-        </w:numPr>
-      </w:pPr>
-      <w:r>
-        <w:t>Splitter?</w:t>
-      </w:r>
-    </w:p>
-    <w:p>
-      <w:pPr>
-        <w:pStyle w:val="ListParagraph"/>
-        <w:numPr>
-          <w:ilvl w:val="0"/>
-          <w:numId w:val="3"/>
-        </w:numPr>
-      </w:pPr>
-      <w:r>
-        <w:t>Nằm ở thư mục “Wiring”</w:t>
-      </w:r>
-    </w:p>
-    <w:p>
-      <w:pPr>
-        <w:pStyle w:val="ListParagraph"/>
-        <w:numPr>
-          <w:ilvl w:val="0"/>
-          <w:numId w:val="3"/>
-        </w:numPr>
-      </w:pPr>
-      <w:r>
-        <w:t>Gồm 2 đầu, 1 đầu chỉ có 1 chân, gọi là đầu A, và 1 đầu có nhiều chân, gọi là đầu B</w:t>
-      </w:r>
-    </w:p>
-    <w:p>
-      <w:pPr>
-        <w:pStyle w:val="ListParagraph"/>
-        <w:numPr>
-          <w:ilvl w:val="0"/>
-          <w:numId w:val="3"/>
-        </w:numPr>
-      </w:pPr>
-      <w:r>
-        <w:t>Tổng số chân của B = thuộc tính Fan Out, gồm các chân hoạt động và chân không hoạt động, tức cắm gì vô cũng vô nghĩa</w:t>
-      </w:r>
-    </w:p>
-    <w:p>
-      <w:pPr>
-        <w:pStyle w:val="ListParagraph"/>
-        <w:numPr>
-          <w:ilvl w:val="0"/>
-          <w:numId w:val="3"/>
-        </w:numPr>
-      </w:pPr>
-      <w:r>
-        <w:t>Chân hoạt động màu đen, nếu nhãn gồm 2 Bit trở lên, màu xanh, nếu nhãn gồm 1 Bit</w:t>
+        <w:t>Truth Table – Bảng Thực Trị:</w:t>
+      </w:r>
+    </w:p>
+    <w:p>
+      <w:pPr>
+        <w:pStyle w:val="ListParagraph"/>
+        <w:numPr>
+          <w:ilvl w:val="0"/>
+          <w:numId w:val="6"/>
+        </w:numPr>
+      </w:pPr>
+      <w:r>
+        <w:t>Đối Tượng Bảng Thực Trị?</w:t>
+      </w:r>
+    </w:p>
+    <w:p>
+      <w:pPr>
+        <w:pStyle w:val="ListParagraph"/>
+        <w:numPr>
+          <w:ilvl w:val="0"/>
+          <w:numId w:val="3"/>
+        </w:numPr>
+      </w:pPr>
+      <w:r>
+        <w:t>Ban đầu bị ẩn, chẳng có gì bên trong cả</w:t>
+      </w:r>
+    </w:p>
+    <w:p>
+      <w:pPr>
+        <w:pStyle w:val="ListParagraph"/>
+        <w:numPr>
+          <w:ilvl w:val="0"/>
+          <w:numId w:val="6"/>
+        </w:numPr>
+      </w:pPr>
+      <w:r>
+        <w:t xml:space="preserve">Xây </w:t>
+      </w:r>
+      <w:r>
+        <w:t>Dựng Bảng Thực Trị Cho Mạch Đang Được Chỉnh Sửa?</w:t>
+      </w:r>
+    </w:p>
+    <w:p>
+      <w:pPr>
+        <w:pStyle w:val="ListParagraph"/>
+        <w:numPr>
+          <w:ilvl w:val="0"/>
+          <w:numId w:val="3"/>
+        </w:numPr>
+      </w:pPr>
+      <w:r>
+        <w:t>Để tính bảng thực trị của mạch hiện tại và ghi đè nó lên bảng thực trị hiện tại, và hiện cửa sổ bảng thực trị</w:t>
+      </w:r>
+    </w:p>
+    <w:p>
+      <w:pPr>
+        <w:pStyle w:val="ListParagraph"/>
+        <w:numPr>
+          <w:ilvl w:val="0"/>
+          <w:numId w:val="3"/>
+        </w:numPr>
+      </w:pPr>
+      <w:r>
+        <w:t>Vào Tab “Project” + chọn “Analyze Circuit”</w:t>
+      </w:r>
+    </w:p>
+    <w:p>
+      <w:pPr>
+        <w:pStyle w:val="ListParagraph"/>
+        <w:numPr>
+          <w:ilvl w:val="0"/>
+          <w:numId w:val="3"/>
+        </w:numPr>
+      </w:pPr>
+      <w:r>
+        <w:t>Tất cả Input Pin của mạch hiện tại p</w:t>
+      </w:r>
+      <w:r>
+        <w:t>hải có thuộc tính Data Bits = 1</w:t>
+      </w:r>
+    </w:p>
+    <w:p>
+      <w:pPr>
+        <w:pStyle w:val="ListParagraph"/>
+        <w:numPr>
+          <w:ilvl w:val="0"/>
+          <w:numId w:val="3"/>
+        </w:numPr>
+      </w:pPr>
+      <w:r>
+        <w:t>Để chỉ hiện cửa sổ bảng thực trị</w:t>
+      </w:r>
+    </w:p>
+    <w:p>
+      <w:pPr>
+        <w:pStyle w:val="ListParagraph"/>
+        <w:numPr>
+          <w:ilvl w:val="0"/>
+          <w:numId w:val="3"/>
+        </w:numPr>
+      </w:pPr>
+      <w:r>
+        <w:t>Vào Tab “Window” + chọn “Combinational Analysis”</w:t>
+      </w:r>
+    </w:p>
+    <w:p>
+      <w:pPr>
+        <w:pStyle w:val="ListParagraph"/>
+        <w:numPr>
+          <w:ilvl w:val="0"/>
+          <w:numId w:val="6"/>
+        </w:numPr>
+      </w:pPr>
+      <w:r>
+        <w:t xml:space="preserve">Cửa </w:t>
+      </w:r>
+      <w:r>
+        <w:t>Sổ Bảng Thực Trị?</w:t>
+      </w:r>
+    </w:p>
+    <w:p>
+      <w:pPr>
+        <w:pStyle w:val="ListParagraph"/>
+        <w:numPr>
+          <w:ilvl w:val="0"/>
+          <w:numId w:val="3"/>
+        </w:numPr>
+      </w:pPr>
+      <w:r>
+        <w:t>Xem bảng thực trị</w:t>
+      </w:r>
+    </w:p>
+    <w:p>
+      <w:pPr>
+        <w:pStyle w:val="ListParagraph"/>
+        <w:numPr>
+          <w:ilvl w:val="0"/>
+          <w:numId w:val="3"/>
+        </w:numPr>
+      </w:pPr>
+      <w:r>
+        <w:t>Vào Tab “Table”</w:t>
       </w:r>
     </w:p>
     <w:p>
@@ -795,327 +1218,6 @@
       </w:pPr>
       <w:r>
         <w:lastRenderedPageBreak/>
-        <w:t>Chân không hoạt động màu bạc, không nhãn</w:t>
-      </w:r>
-    </w:p>
-    <w:p>
-      <w:pPr>
-        <w:pStyle w:val="ListParagraph"/>
-        <w:numPr>
-          <w:ilvl w:val="0"/>
-          <w:numId w:val="3"/>
-        </w:numPr>
-      </w:pPr>
-      <w:r>
-        <w:t xml:space="preserve">Trường hợp 1, nối Input Pin vào đầu A, nối các Output Pin vào đầu B, giả sử Input Pin có thuộc tính Data Bits = 8, giá trị = 10111001, đầu B có </w:t>
-      </w:r>
-      <w:r>
-        <w:t>6</w:t>
-      </w:r>
-      <w:r>
-        <w:t xml:space="preserve"> chân, trong đó có 3 chân hoạt động, chân 1 có nhãn là “0 – 2, 5”, chân 2 có nhãn là “3 – 4, 6”, chân 3 có nhãn là “</w:t>
-      </w:r>
-      <w:r>
-        <w:t>7</w:t>
-      </w:r>
-      <w:r>
-        <w:t>”, cơ chế như sau</w:t>
-      </w:r>
-      <w:r>
-        <w:t>, ở đây, số thự tự lớn nhất của nhãn = thuộc tính Bit Width In</w:t>
-      </w:r>
-    </w:p>
-    <w:p>
-      <w:pPr>
-        <w:pStyle w:val="ListParagraph"/>
-        <w:numPr>
-          <w:ilvl w:val="0"/>
-          <w:numId w:val="3"/>
-        </w:numPr>
-      </w:pPr>
-      <w:r>
-        <w:t xml:space="preserve">Đọc Bit từ phải sang trái, chân nào có nhãn chứa số thứ tự của Bit </w:t>
-      </w:r>
-      <w:r>
-        <w:t>hiện tại thì chèn Bit đó vào bên trái Output hiện tại của chân đó, kết quả chân 1 = 1001, chân 2 = 011, chân 3 = 1</w:t>
-      </w:r>
-    </w:p>
-    <w:p>
-      <w:pPr>
-        <w:pStyle w:val="ListParagraph"/>
-        <w:numPr>
-          <w:ilvl w:val="0"/>
-          <w:numId w:val="3"/>
-        </w:numPr>
-      </w:pPr>
-      <w:r>
-        <w:t>Để chỉ định nhãn cho chân thì chỉnh thuộc tính Bit, ví dụ khi chỉnh thuộc tính Bit 2 thành 3 thì số thứ tự 2 sẽ nằm trong chân thứ 3 của Splitter</w:t>
-      </w:r>
-    </w:p>
-    <w:p>
-      <w:pPr>
-        <w:pStyle w:val="ListParagraph"/>
-        <w:numPr>
-          <w:ilvl w:val="0"/>
-          <w:numId w:val="3"/>
-        </w:numPr>
-      </w:pPr>
-      <w:r>
-        <w:t>Trường hợp 2, nối các Input Pin vào đầu B, Output Pin vào đầu A, y chang trường hợp 1, bây giờ thay vì phân chia các Bit thì hợp lại các Bit</w:t>
-      </w:r>
-    </w:p>
-    <w:p>
-      <w:pPr>
-        <w:pStyle w:val="ListParagraph"/>
-        <w:numPr>
-          <w:ilvl w:val="0"/>
-          <w:numId w:val="5"/>
-        </w:numPr>
-      </w:pPr>
-      <w:r>
-        <w:t>Multiplexer (MUX)?</w:t>
-      </w:r>
-    </w:p>
-    <w:p>
-      <w:pPr>
-        <w:pStyle w:val="ListParagraph"/>
-        <w:numPr>
-          <w:ilvl w:val="0"/>
-          <w:numId w:val="3"/>
-        </w:numPr>
-      </w:pPr>
-      <w:r>
-        <w:t>Nằm ở thư mục “Plexers”</w:t>
-      </w:r>
-    </w:p>
-    <w:p>
-      <w:pPr>
-        <w:pStyle w:val="ListParagraph"/>
-        <w:numPr>
-          <w:ilvl w:val="0"/>
-          <w:numId w:val="3"/>
-        </w:numPr>
-      </w:pPr>
-      <w:r>
-        <w:t>Gồm 3 đầu, đầu trái là các chân Input, đầu dưới là 1 chân Index và 1 chân E, đầu phải là chân Output</w:t>
-      </w:r>
-    </w:p>
-    <w:p>
-      <w:pPr>
-        <w:pStyle w:val="ListParagraph"/>
-        <w:numPr>
-          <w:ilvl w:val="0"/>
-          <w:numId w:val="3"/>
-        </w:numPr>
-      </w:pPr>
-      <w:r>
-        <w:t>Số Bit của chân Index = thuộc tính Select Bits</w:t>
-      </w:r>
-    </w:p>
-    <w:p>
-      <w:pPr>
-        <w:pStyle w:val="ListParagraph"/>
-        <w:numPr>
-          <w:ilvl w:val="0"/>
-          <w:numId w:val="3"/>
-        </w:numPr>
-      </w:pPr>
-      <w:r>
-        <w:t>Số chân Input = 2 mũ số Bit của chân Index</w:t>
-      </w:r>
-    </w:p>
-    <w:p>
-      <w:pPr>
-        <w:pStyle w:val="ListParagraph"/>
-        <w:numPr>
-          <w:ilvl w:val="0"/>
-          <w:numId w:val="3"/>
-        </w:numPr>
-      </w:pPr>
-      <w:r>
-        <w:t>Số Bit của mỗi chân Input và Output = thuộc tính “Data Bits”</w:t>
-      </w:r>
-    </w:p>
-    <w:p>
-      <w:pPr>
-        <w:pStyle w:val="ListParagraph"/>
-        <w:numPr>
-          <w:ilvl w:val="0"/>
-          <w:numId w:val="3"/>
-        </w:numPr>
-      </w:pPr>
-      <w:r>
-        <w:t>Khi chân E = 1 thì MUX hoạt động bình thường, khi E = 0 thì Output = vô định, để mặc định không = vô định mà = 0 thì chỉnh thuộc tính Disabled Output sang “Zero”</w:t>
-      </w:r>
-    </w:p>
-    <w:p>
-      <w:pPr>
-        <w:pStyle w:val="ListParagraph"/>
-        <w:numPr>
-          <w:ilvl w:val="0"/>
-          <w:numId w:val="3"/>
-        </w:numPr>
-      </w:pPr>
-      <w:r>
-        <w:t>Để bỏ chân E thì chỉnh thuộc tính Include Enable? sang “No”</w:t>
-      </w:r>
-    </w:p>
-    <w:p/>
-    <w:p>
-      <w:r>
-        <w:t>Truth Table – Bảng Thực Trị:</w:t>
-      </w:r>
-    </w:p>
-    <w:p>
-      <w:pPr>
-        <w:pStyle w:val="ListParagraph"/>
-        <w:numPr>
-          <w:ilvl w:val="0"/>
-          <w:numId w:val="6"/>
-        </w:numPr>
-      </w:pPr>
-      <w:r>
-        <w:t>Đối Tượng Bảng Thực Trị?</w:t>
-      </w:r>
-    </w:p>
-    <w:p>
-      <w:pPr>
-        <w:pStyle w:val="ListParagraph"/>
-        <w:numPr>
-          <w:ilvl w:val="0"/>
-          <w:numId w:val="3"/>
-        </w:numPr>
-      </w:pPr>
-      <w:r>
-        <w:t>Ban đầu bị ẩn, chẳng có gì bên trong cả</w:t>
-      </w:r>
-    </w:p>
-    <w:p>
-      <w:pPr>
-        <w:pStyle w:val="ListParagraph"/>
-        <w:numPr>
-          <w:ilvl w:val="0"/>
-          <w:numId w:val="6"/>
-        </w:numPr>
-      </w:pPr>
-      <w:r>
-        <w:t xml:space="preserve">Xây </w:t>
-      </w:r>
-      <w:r>
-        <w:t>Dựng Bảng Thực Trị Cho Mạch Đang Được Chỉnh Sửa?</w:t>
-      </w:r>
-    </w:p>
-    <w:p>
-      <w:pPr>
-        <w:pStyle w:val="ListParagraph"/>
-        <w:numPr>
-          <w:ilvl w:val="0"/>
-          <w:numId w:val="3"/>
-        </w:numPr>
-      </w:pPr>
-      <w:r>
-        <w:t>Để tính bảng thực trị của mạch hiện tại và ghi đè nó lên bảng thực trị hiện tại, và hiện cửa sổ bảng thực trị</w:t>
-      </w:r>
-    </w:p>
-    <w:p>
-      <w:pPr>
-        <w:pStyle w:val="ListParagraph"/>
-        <w:numPr>
-          <w:ilvl w:val="0"/>
-          <w:numId w:val="3"/>
-        </w:numPr>
-      </w:pPr>
-      <w:r>
-        <w:t>Vào Tab “Project” + chọn “Analyze Circuit”</w:t>
-      </w:r>
-    </w:p>
-    <w:p>
-      <w:pPr>
-        <w:pStyle w:val="ListParagraph"/>
-        <w:numPr>
-          <w:ilvl w:val="0"/>
-          <w:numId w:val="3"/>
-        </w:numPr>
-      </w:pPr>
-      <w:r>
-        <w:t>Tất cả Input Pin của mạch hiện tại p</w:t>
-      </w:r>
-      <w:r>
-        <w:t>hải có thuộc tính Data Bits = 1</w:t>
-      </w:r>
-    </w:p>
-    <w:p>
-      <w:pPr>
-        <w:pStyle w:val="ListParagraph"/>
-        <w:numPr>
-          <w:ilvl w:val="0"/>
-          <w:numId w:val="3"/>
-        </w:numPr>
-      </w:pPr>
-      <w:r>
-        <w:t>Để chỉ hiện cửa sổ bảng thực trị</w:t>
-      </w:r>
-    </w:p>
-    <w:p>
-      <w:pPr>
-        <w:pStyle w:val="ListParagraph"/>
-        <w:numPr>
-          <w:ilvl w:val="0"/>
-          <w:numId w:val="3"/>
-        </w:numPr>
-      </w:pPr>
-      <w:r>
-        <w:t>Vào Tab “Window” + chọn “Combinational Analysis”</w:t>
-      </w:r>
-    </w:p>
-    <w:p>
-      <w:pPr>
-        <w:pStyle w:val="ListParagraph"/>
-        <w:numPr>
-          <w:ilvl w:val="0"/>
-          <w:numId w:val="6"/>
-        </w:numPr>
-      </w:pPr>
-      <w:r>
-        <w:t xml:space="preserve">Cửa </w:t>
-      </w:r>
-      <w:r>
-        <w:t>Sổ Bảng Thực Trị?</w:t>
-      </w:r>
-    </w:p>
-    <w:p>
-      <w:pPr>
-        <w:pStyle w:val="ListParagraph"/>
-        <w:numPr>
-          <w:ilvl w:val="0"/>
-          <w:numId w:val="3"/>
-        </w:numPr>
-      </w:pPr>
-      <w:r>
-        <w:t>Xem bảng thực trị</w:t>
-      </w:r>
-    </w:p>
-    <w:p>
-      <w:pPr>
-        <w:pStyle w:val="ListParagraph"/>
-        <w:numPr>
-          <w:ilvl w:val="0"/>
-          <w:numId w:val="3"/>
-        </w:numPr>
-      </w:pPr>
-      <w:r>
-        <w:t>Vào Tab “Table”</w:t>
-      </w:r>
-    </w:p>
-    <w:p>
-      <w:pPr>
-        <w:pStyle w:val="ListParagraph"/>
-        <w:numPr>
-          <w:ilvl w:val="0"/>
-          <w:numId w:val="3"/>
-        </w:numPr>
-      </w:pPr>
-      <w:r>
         <w:t xml:space="preserve">Ban đầu, tên biến = nhãn của Pin, và được chỉnh </w:t>
       </w:r>
       <w:r>
@@ -1191,7 +1293,6 @@
         </w:numPr>
       </w:pPr>
       <w:r>
-        <w:lastRenderedPageBreak/>
         <w:t>Để thêm 1 biến Output cũng tương tự, chỉ có điều vào Tab “Outputs”</w:t>
       </w:r>
     </w:p>
@@ -1508,6 +1609,37 @@
       </w:pPr>
       <w:r>
         <w:t>Lưu ý tính theo đơn vị Tick</w:t>
+      </w:r>
+    </w:p>
+    <w:p>
+      <w:pPr>
+        <w:pStyle w:val="ListParagraph"/>
+        <w:numPr>
+          <w:ilvl w:val="0"/>
+          <w:numId w:val="7"/>
+        </w:numPr>
+      </w:pPr>
+      <w:r>
+        <w:lastRenderedPageBreak/>
+        <w:t>Độ Trễ Lan Truyền?</w:t>
+      </w:r>
+    </w:p>
+    <w:p>
+      <w:pPr>
+        <w:pStyle w:val="ListParagraph"/>
+        <w:numPr>
+          <w:ilvl w:val="0"/>
+          <w:numId w:val="3"/>
+        </w:numPr>
+      </w:pPr>
+      <w:r>
+        <w:t>Trong Logisim</w:t>
+      </w:r>
+      <w:r>
+        <w:t xml:space="preserve"> mặc định</w:t>
+      </w:r>
+      <w:r>
+        <w:t xml:space="preserve"> tồn tại độ trễ lan truyền nhưng nó cực nhanh nên bạn không thể thấy dấu hiệu của nó trên màn hình</w:t>
       </w:r>
     </w:p>
     <w:sectPr>
@@ -1814,6 +1946,119 @@
     </w:lvl>
   </w:abstractNum>
   <w:abstractNum w:abstractNumId="3" w15:restartNumberingAfterBreak="0">
+    <w:nsid w:val="4DBE32A5"/>
+    <w:multiLevelType w:val="hybridMultilevel"/>
+    <w:tmpl w:val="D40A344C"/>
+    <w:lvl w:ilvl="0" w:tplc="6826EF32">
+      <w:start w:val="1"/>
+      <w:numFmt w:val="bullet"/>
+      <w:lvlText w:val=""/>
+      <w:lvlJc w:val="left"/>
+      <w:pPr>
+        <w:ind w:left="1080" w:hanging="360"/>
+      </w:pPr>
+      <w:rPr>
+        <w:rFonts w:ascii="Wingdings" w:eastAsiaTheme="minorHAnsi" w:hAnsi="Wingdings" w:cstheme="minorBidi" w:hint="default"/>
+      </w:rPr>
+    </w:lvl>
+    <w:lvl w:ilvl="1" w:tplc="04090003" w:tentative="1">
+      <w:start w:val="1"/>
+      <w:numFmt w:val="bullet"/>
+      <w:lvlText w:val="o"/>
+      <w:lvlJc w:val="left"/>
+      <w:pPr>
+        <w:ind w:left="1800" w:hanging="360"/>
+      </w:pPr>
+      <w:rPr>
+        <w:rFonts w:ascii="Courier New" w:hAnsi="Courier New" w:cs="Courier New" w:hint="default"/>
+      </w:rPr>
+    </w:lvl>
+    <w:lvl w:ilvl="2" w:tplc="04090005" w:tentative="1">
+      <w:start w:val="1"/>
+      <w:numFmt w:val="bullet"/>
+      <w:lvlText w:val=""/>
+      <w:lvlJc w:val="left"/>
+      <w:pPr>
+        <w:ind w:left="2520" w:hanging="360"/>
+      </w:pPr>
+      <w:rPr>
+        <w:rFonts w:ascii="Wingdings" w:hAnsi="Wingdings" w:hint="default"/>
+      </w:rPr>
+    </w:lvl>
+    <w:lvl w:ilvl="3" w:tplc="04090001" w:tentative="1">
+      <w:start w:val="1"/>
+      <w:numFmt w:val="bullet"/>
+      <w:lvlText w:val=""/>
+      <w:lvlJc w:val="left"/>
+      <w:pPr>
+        <w:ind w:left="3240" w:hanging="360"/>
+      </w:pPr>
+      <w:rPr>
+        <w:rFonts w:ascii="Symbol" w:hAnsi="Symbol" w:hint="default"/>
+      </w:rPr>
+    </w:lvl>
+    <w:lvl w:ilvl="4" w:tplc="04090003" w:tentative="1">
+      <w:start w:val="1"/>
+      <w:numFmt w:val="bullet"/>
+      <w:lvlText w:val="o"/>
+      <w:lvlJc w:val="left"/>
+      <w:pPr>
+        <w:ind w:left="3960" w:hanging="360"/>
+      </w:pPr>
+      <w:rPr>
+        <w:rFonts w:ascii="Courier New" w:hAnsi="Courier New" w:cs="Courier New" w:hint="default"/>
+      </w:rPr>
+    </w:lvl>
+    <w:lvl w:ilvl="5" w:tplc="04090005" w:tentative="1">
+      <w:start w:val="1"/>
+      <w:numFmt w:val="bullet"/>
+      <w:lvlText w:val=""/>
+      <w:lvlJc w:val="left"/>
+      <w:pPr>
+        <w:ind w:left="4680" w:hanging="360"/>
+      </w:pPr>
+      <w:rPr>
+        <w:rFonts w:ascii="Wingdings" w:hAnsi="Wingdings" w:hint="default"/>
+      </w:rPr>
+    </w:lvl>
+    <w:lvl w:ilvl="6" w:tplc="04090001" w:tentative="1">
+      <w:start w:val="1"/>
+      <w:numFmt w:val="bullet"/>
+      <w:lvlText w:val=""/>
+      <w:lvlJc w:val="left"/>
+      <w:pPr>
+        <w:ind w:left="5400" w:hanging="360"/>
+      </w:pPr>
+      <w:rPr>
+        <w:rFonts w:ascii="Symbol" w:hAnsi="Symbol" w:hint="default"/>
+      </w:rPr>
+    </w:lvl>
+    <w:lvl w:ilvl="7" w:tplc="04090003" w:tentative="1">
+      <w:start w:val="1"/>
+      <w:numFmt w:val="bullet"/>
+      <w:lvlText w:val="o"/>
+      <w:lvlJc w:val="left"/>
+      <w:pPr>
+        <w:ind w:left="6120" w:hanging="360"/>
+      </w:pPr>
+      <w:rPr>
+        <w:rFonts w:ascii="Courier New" w:hAnsi="Courier New" w:cs="Courier New" w:hint="default"/>
+      </w:rPr>
+    </w:lvl>
+    <w:lvl w:ilvl="8" w:tplc="04090005" w:tentative="1">
+      <w:start w:val="1"/>
+      <w:numFmt w:val="bullet"/>
+      <w:lvlText w:val=""/>
+      <w:lvlJc w:val="left"/>
+      <w:pPr>
+        <w:ind w:left="6840" w:hanging="360"/>
+      </w:pPr>
+      <w:rPr>
+        <w:rFonts w:ascii="Wingdings" w:hAnsi="Wingdings" w:hint="default"/>
+      </w:rPr>
+    </w:lvl>
+  </w:abstractNum>
+  <w:abstractNum w:abstractNumId="4" w15:restartNumberingAfterBreak="0">
     <w:nsid w:val="699C64EA"/>
     <w:multiLevelType w:val="hybridMultilevel"/>
     <w:tmpl w:val="2A901972"/>
@@ -1902,7 +2147,7 @@
       </w:pPr>
     </w:lvl>
   </w:abstractNum>
-  <w:abstractNum w:abstractNumId="4" w15:restartNumberingAfterBreak="0">
+  <w:abstractNum w:abstractNumId="5" w15:restartNumberingAfterBreak="0">
     <w:nsid w:val="6F5B4B28"/>
     <w:multiLevelType w:val="hybridMultilevel"/>
     <w:tmpl w:val="0DF26258"/>
@@ -1991,7 +2236,7 @@
       </w:pPr>
     </w:lvl>
   </w:abstractNum>
-  <w:abstractNum w:abstractNumId="5" w15:restartNumberingAfterBreak="0">
+  <w:abstractNum w:abstractNumId="6" w15:restartNumberingAfterBreak="0">
     <w:nsid w:val="7BF53D6B"/>
     <w:multiLevelType w:val="hybridMultilevel"/>
     <w:tmpl w:val="4A38A2DE"/>
@@ -2080,7 +2325,7 @@
       </w:pPr>
     </w:lvl>
   </w:abstractNum>
-  <w:abstractNum w:abstractNumId="6" w15:restartNumberingAfterBreak="0">
+  <w:abstractNum w:abstractNumId="7" w15:restartNumberingAfterBreak="0">
     <w:nsid w:val="7DC5376E"/>
     <w:multiLevelType w:val="hybridMultilevel"/>
     <w:tmpl w:val="E42E6870"/>
@@ -2170,7 +2415,7 @@
     </w:lvl>
   </w:abstractNum>
   <w:num w:numId="1" w16cid:durableId="55402275">
-    <w:abstractNumId w:val="4"/>
+    <w:abstractNumId w:val="5"/>
   </w:num>
   <w:num w:numId="2" w16cid:durableId="985476781">
     <w:abstractNumId w:val="0"/>
@@ -2179,16 +2424,19 @@
     <w:abstractNumId w:val="1"/>
   </w:num>
   <w:num w:numId="4" w16cid:durableId="996808834">
-    <w:abstractNumId w:val="5"/>
+    <w:abstractNumId w:val="6"/>
   </w:num>
   <w:num w:numId="5" w16cid:durableId="1987199622">
     <w:abstractNumId w:val="2"/>
   </w:num>
   <w:num w:numId="6" w16cid:durableId="552692121">
-    <w:abstractNumId w:val="3"/>
+    <w:abstractNumId w:val="4"/>
   </w:num>
   <w:num w:numId="7" w16cid:durableId="93211746">
-    <w:abstractNumId w:val="6"/>
+    <w:abstractNumId w:val="7"/>
+  </w:num>
+  <w:num w:numId="8" w16cid:durableId="227495525">
+    <w:abstractNumId w:val="3"/>
   </w:num>
 </w:numbering>
 </file>
@@ -2632,6 +2880,29 @@
       <w:contextualSpacing/>
     </w:pPr>
   </w:style>
+  <w:style w:type="character" w:styleId="Hyperlink">
+    <w:name w:val="Hyperlink"/>
+    <w:basedOn w:val="DefaultParagraphFont"/>
+    <w:uiPriority w:val="99"/>
+    <w:unhideWhenUsed/>
+    <w:rsid w:val="00F951CE"/>
+    <w:rPr>
+      <w:color w:val="0563C1" w:themeColor="hyperlink"/>
+      <w:u w:val="single"/>
+    </w:rPr>
+  </w:style>
+  <w:style w:type="character" w:styleId="UnresolvedMention">
+    <w:name w:val="Unresolved Mention"/>
+    <w:basedOn w:val="DefaultParagraphFont"/>
+    <w:uiPriority w:val="99"/>
+    <w:semiHidden/>
+    <w:unhideWhenUsed/>
+    <w:rsid w:val="00F951CE"/>
+    <w:rPr>
+      <w:color w:val="605E5C"/>
+      <w:shd w:val="clear" w:color="auto" w:fill="E1DFDD"/>
+    </w:rPr>
+  </w:style>
 </w:styles>
 </file>
 
